--- a/社会人の型との打ち合わせ/栗林公園観光事務所/公園内観光アプリの導入概要.docx
+++ b/社会人の型との打ち合わせ/栗林公園観光事務所/公園内観光アプリの導入概要.docx
@@ -302,7 +302,7 @@
             <w:sz w:val="22"/>
             <w:szCs w:val="24"/>
           </w:rPr>
-          <w:t>3</w:t>
+          <w:t>2</w:t>
         </w:r>
         <w:r>
           <w:rPr>
@@ -410,7 +410,7 @@
             <w:sz w:val="22"/>
             <w:szCs w:val="24"/>
           </w:rPr>
-          <w:t>3</w:t>
+          <w:t>2</w:t>
         </w:r>
         <w:r>
           <w:rPr>
@@ -518,7 +518,7 @@
             <w:sz w:val="22"/>
             <w:szCs w:val="24"/>
           </w:rPr>
-          <w:t>3</w:t>
+          <w:t>2</w:t>
         </w:r>
         <w:r>
           <w:rPr>
@@ -626,7 +626,7 @@
             <w:sz w:val="22"/>
             <w:szCs w:val="24"/>
           </w:rPr>
-          <w:t>4</w:t>
+          <w:t>3</w:t>
         </w:r>
         <w:r>
           <w:rPr>
@@ -734,7 +734,7 @@
             <w:sz w:val="22"/>
             <w:szCs w:val="24"/>
           </w:rPr>
-          <w:t>5</w:t>
+          <w:t>4</w:t>
         </w:r>
         <w:r>
           <w:rPr>
@@ -822,7 +822,7 @@
             <w:sz w:val="22"/>
             <w:szCs w:val="24"/>
           </w:rPr>
-          <w:t>6</w:t>
+          <w:t>5</w:t>
         </w:r>
         <w:r>
           <w:rPr>
@@ -910,7 +910,7 @@
             <w:sz w:val="22"/>
             <w:szCs w:val="24"/>
           </w:rPr>
-          <w:t>6</w:t>
+          <w:t>5</w:t>
         </w:r>
         <w:r>
           <w:rPr>
@@ -998,7 +998,7 @@
             <w:sz w:val="22"/>
             <w:szCs w:val="24"/>
           </w:rPr>
-          <w:t>7</w:t>
+          <w:t>6</w:t>
         </w:r>
         <w:r>
           <w:rPr>
@@ -1086,7 +1086,7 @@
             <w:sz w:val="22"/>
             <w:szCs w:val="24"/>
           </w:rPr>
-          <w:t>7</w:t>
+          <w:t>6</w:t>
         </w:r>
         <w:r>
           <w:rPr>
@@ -1174,7 +1174,7 @@
             <w:sz w:val="22"/>
             <w:szCs w:val="24"/>
           </w:rPr>
-          <w:t>8</w:t>
+          <w:t>7</w:t>
         </w:r>
         <w:r>
           <w:rPr>
@@ -1282,7 +1282,7 @@
             <w:sz w:val="22"/>
             <w:szCs w:val="24"/>
           </w:rPr>
-          <w:t>9</w:t>
+          <w:t>8</w:t>
         </w:r>
         <w:r>
           <w:rPr>
@@ -1390,7 +1390,7 @@
             <w:sz w:val="22"/>
             <w:szCs w:val="24"/>
           </w:rPr>
-          <w:t>9</w:t>
+          <w:t>8</w:t>
         </w:r>
         <w:r>
           <w:rPr>
@@ -1424,20 +1424,8 @@
     <w:p/>
     <w:p/>
     <w:p/>
-    <w:p>
-      <w:pPr>
-        <w:rPr>
-          <w:rFonts w:hint="eastAsia"/>
-        </w:rPr>
-      </w:pPr>
-    </w:p>
-    <w:p>
-      <w:pPr>
-        <w:rPr>
-          <w:rFonts w:hint="eastAsia"/>
-        </w:rPr>
-      </w:pPr>
-    </w:p>
+    <w:p/>
+    <w:p/>
     <w:p>
       <w:pPr>
         <w:pStyle w:val="1"/>
@@ -1822,7 +1810,7 @@
           <w:noProof/>
         </w:rPr>
         <w:drawing>
-          <wp:inline distT="0" distB="0" distL="0" distR="0" wp14:anchorId="124A101F" wp14:editId="6042F07D">
+          <wp:inline distT="0" distB="0" distL="0" distR="0" wp14:anchorId="124A101F" wp14:editId="00033074">
             <wp:extent cx="3192716" cy="2093799"/>
             <wp:effectExtent l="0" t="0" r="8255" b="1905"/>
             <wp:docPr id="578450663" name="図 11"/>
@@ -1839,7 +1827,7 @@
                     </pic:cNvPicPr>
                   </pic:nvPicPr>
                   <pic:blipFill>
-                    <a:blip r:embed="rId6" cstate="print">
+                    <a:blip r:embed="rId8" cstate="print">
                       <a:extLst>
                         <a:ext uri="{28A0092B-C50C-407E-A947-70E740481C1C}">
                           <a14:useLocalDpi xmlns:a14="http://schemas.microsoft.com/office/drawing/2010/main" val="0"/>
@@ -1874,9 +1862,6 @@
     <w:p>
       <w:pPr>
         <w:jc w:val="center"/>
-        <w:rPr>
-          <w:rFonts w:hint="eastAsia"/>
-        </w:rPr>
       </w:pPr>
       <w:r>
         <w:rPr>
@@ -1900,9 +1885,6 @@
     <w:p>
       <w:pPr>
         <w:jc w:val="left"/>
-        <w:rPr>
-          <w:rFonts w:hint="eastAsia"/>
-        </w:rPr>
       </w:pPr>
       <w:r>
         <w:rPr>
@@ -1971,7 +1953,7 @@
           <w:noProof/>
         </w:rPr>
         <w:drawing>
-          <wp:inline distT="0" distB="0" distL="0" distR="0" wp14:anchorId="7B38EC88" wp14:editId="65DCBCC6">
+          <wp:inline distT="0" distB="0" distL="0" distR="0" wp14:anchorId="7B38EC88" wp14:editId="151FCCDE">
             <wp:extent cx="2985247" cy="2004032"/>
             <wp:effectExtent l="0" t="0" r="5715" b="0"/>
             <wp:docPr id="1331455236" name="図 12"/>
@@ -1988,7 +1970,7 @@
                     </pic:cNvPicPr>
                   </pic:nvPicPr>
                   <pic:blipFill>
-                    <a:blip r:embed="rId7" cstate="print">
+                    <a:blip r:embed="rId9" cstate="print">
                       <a:extLst>
                         <a:ext uri="{28A0092B-C50C-407E-A947-70E740481C1C}">
                           <a14:useLocalDpi xmlns:a14="http://schemas.microsoft.com/office/drawing/2010/main" val="0"/>
@@ -2199,11 +2181,11 @@
     <w:p>
       <w:pPr>
         <w:jc w:val="center"/>
-        <w:rPr>
-          <w:rFonts w:hint="eastAsia"/>
-        </w:rPr>
-      </w:pPr>
-      <w:r>
+      </w:pPr>
+      <w:r>
+        <w:rPr>
+          <w:noProof/>
+        </w:rPr>
         <w:lastRenderedPageBreak/>
         <w:drawing>
           <wp:inline distT="0" distB="0" distL="0" distR="0" wp14:anchorId="0F645D65" wp14:editId="07A171A1">
@@ -2221,7 +2203,7 @@
                     <pic:cNvPicPr/>
                   </pic:nvPicPr>
                   <pic:blipFill>
-                    <a:blip r:embed="rId8"/>
+                    <a:blip r:embed="rId10"/>
                     <a:stretch>
                       <a:fillRect/>
                     </a:stretch>
@@ -2483,11 +2465,6 @@
       </w:pPr>
     </w:p>
     <w:p>
-      <w:pPr>
-        <w:rPr>
-          <w:rFonts w:hint="eastAsia"/>
-        </w:rPr>
-      </w:pPr>
       <w:r>
         <w:rPr>
           <w:rFonts w:hint="eastAsia"/>
@@ -2766,7 +2743,7 @@
                     <pic:cNvPicPr/>
                   </pic:nvPicPr>
                   <pic:blipFill>
-                    <a:blip r:embed="rId9"/>
+                    <a:blip r:embed="rId11"/>
                     <a:stretch>
                       <a:fillRect/>
                     </a:stretch>
@@ -2805,9 +2782,6 @@
         <w:pStyle w:val="a9"/>
         <w:ind w:left="0"/>
         <w:jc w:val="center"/>
-        <w:rPr>
-          <w:rFonts w:hint="eastAsia"/>
-        </w:rPr>
       </w:pPr>
     </w:p>
     <w:p>
@@ -2927,7 +2901,7 @@
                     <pic:cNvPicPr/>
                   </pic:nvPicPr>
                   <pic:blipFill>
-                    <a:blip r:embed="rId10"/>
+                    <a:blip r:embed="rId12"/>
                     <a:stretch>
                       <a:fillRect/>
                     </a:stretch>
@@ -3119,7 +3093,7 @@
                     <pic:cNvPicPr/>
                   </pic:nvPicPr>
                   <pic:blipFill>
-                    <a:blip r:embed="rId11"/>
+                    <a:blip r:embed="rId13"/>
                     <a:stretch>
                       <a:fillRect/>
                     </a:stretch>
@@ -3246,7 +3220,7 @@
                     <pic:cNvPicPr/>
                   </pic:nvPicPr>
                   <pic:blipFill>
-                    <a:blip r:embed="rId12"/>
+                    <a:blip r:embed="rId14"/>
                     <a:stretch>
                       <a:fillRect/>
                     </a:stretch>
@@ -3384,7 +3358,7 @@
                     <pic:cNvPicPr/>
                   </pic:nvPicPr>
                   <pic:blipFill>
-                    <a:blip r:embed="rId13"/>
+                    <a:blip r:embed="rId15"/>
                     <a:stretch>
                       <a:fillRect/>
                     </a:stretch>
@@ -3608,7 +3582,7 @@
           <w:noProof/>
         </w:rPr>
         <w:drawing>
-          <wp:inline distT="0" distB="0" distL="0" distR="0" wp14:anchorId="4E59DC0B" wp14:editId="4AF2F639">
+          <wp:inline distT="0" distB="0" distL="0" distR="0" wp14:anchorId="4E59DC0B" wp14:editId="7BD4286D">
             <wp:extent cx="3190313" cy="2166424"/>
             <wp:effectExtent l="0" t="0" r="0" b="5715"/>
             <wp:docPr id="1481110446" name="図 1"/>
@@ -3625,7 +3599,7 @@
                     </pic:cNvPicPr>
                   </pic:nvPicPr>
                   <pic:blipFill>
-                    <a:blip r:embed="rId14" cstate="print">
+                    <a:blip r:embed="rId16" cstate="print">
                       <a:extLst>
                         <a:ext uri="{28A0092B-C50C-407E-A947-70E740481C1C}">
                           <a14:useLocalDpi xmlns:a14="http://schemas.microsoft.com/office/drawing/2010/main" val="0"/>
@@ -3705,9 +3679,6 @@
     <w:p>
       <w:pPr>
         <w:ind w:firstLineChars="100" w:firstLine="210"/>
-        <w:rPr>
-          <w:rFonts w:hint="eastAsia"/>
-        </w:rPr>
       </w:pPr>
       <w:r>
         <w:rPr>
@@ -3758,13 +3729,7 @@
         <w:rPr>
           <w:rFonts w:hint="eastAsia"/>
         </w:rPr>
-        <w:t>300~500円ほどのタブレットの使用料金</w:t>
-      </w:r>
-      <w:r>
-        <w:rPr>
-          <w:rFonts w:hint="eastAsia"/>
-        </w:rPr>
-        <w:t>を，栗林公園の入場料に上乗せする形でお客さんから頂く．</w:t>
+        <w:t>300~500円ほどのタブレットの使用料金を，栗林公園の入場料に上乗せする形でお客さんから頂く．</w:t>
       </w:r>
     </w:p>
     <w:p>
@@ -3789,11 +3754,6 @@
       </w:r>
     </w:p>
     <w:p>
-      <w:pPr>
-        <w:rPr>
-          <w:rFonts w:hint="eastAsia"/>
-        </w:rPr>
-      </w:pPr>
       <w:r>
         <w:rPr>
           <w:rFonts w:hint="eastAsia"/>
@@ -3825,14 +3785,108 @@
         <w:t>，よろしくお願いいたします．</w:t>
       </w:r>
     </w:p>
+    <w:p/>
+    <w:p>
+      <w:pPr>
+        <w:rPr>
+          <w:rFonts w:hint="eastAsia"/>
+        </w:rPr>
+      </w:pPr>
+    </w:p>
     <w:sectPr>
+      <w:footerReference w:type="default" r:id="rId17"/>
       <w:pgSz w:w="11906" w:h="16838"/>
       <w:pgMar w:top="1985" w:right="1701" w:bottom="1701" w:left="1701" w:header="851" w:footer="992" w:gutter="0"/>
+      <w:pgNumType w:start="0"/>
       <w:cols w:space="425"/>
+      <w:titlePg/>
       <w:docGrid w:type="lines" w:linePitch="360"/>
     </w:sectPr>
   </w:body>
 </w:document>
+</file>
+
+<file path=word/endnotes.xml><?xml version="1.0" encoding="utf-8"?>
+<w:endnotes xmlns:wpc="http://schemas.microsoft.com/office/word/2010/wordprocessingCanvas" xmlns:cx="http://schemas.microsoft.com/office/drawing/2014/chartex" xmlns:cx1="http://schemas.microsoft.com/office/drawing/2015/9/8/chartex" xmlns:cx2="http://schemas.microsoft.com/office/drawing/2015/10/21/chartex" xmlns:cx3="http://schemas.microsoft.com/office/drawing/2016/5/9/chartex" xmlns:cx4="http://schemas.microsoft.com/office/drawing/2016/5/10/chartex" xmlns:cx5="http://schemas.microsoft.com/office/drawing/2016/5/11/chartex" xmlns:cx6="http://schemas.microsoft.com/office/drawing/2016/5/12/chartex" xmlns:cx7="http://schemas.microsoft.com/office/drawing/2016/5/13/chartex" xmlns:cx8="http://schemas.microsoft.com/office/drawing/2016/5/14/chartex" xmlns:mc="http://schemas.openxmlformats.org/markup-compatibility/2006" xmlns:aink="http://schemas.microsoft.com/office/drawing/2016/ink" xmlns:am3d="http://schemas.microsoft.com/office/drawing/2017/model3d" xmlns:o="urn:schemas-microsoft-com:office:office" xmlns:oel="http://schemas.microsoft.com/office/2019/extlst" xmlns:r="http://schemas.openxmlformats.org/officeDocument/2006/relationships" xmlns:m="http://schemas.openxmlformats.org/officeDocument/2006/math" xmlns:v="urn:schemas-microsoft-com:vml" xmlns:wp14="http://schemas.microsoft.com/office/word/2010/wordprocessingDrawing" xmlns:wp="http://schemas.openxmlformats.org/drawingml/2006/wordprocessingDrawing" xmlns:w10="urn:schemas-microsoft-com:office:word" xmlns:w="http://schemas.openxmlformats.org/wordprocessingml/2006/main" xmlns:w14="http://schemas.microsoft.com/office/word/2010/wordml" xmlns:w15="http://schemas.microsoft.com/office/word/2012/wordml" xmlns:w16cex="http://schemas.microsoft.com/office/word/2018/wordml/cex" xmlns:w16cid="http://schemas.microsoft.com/office/word/2016/wordml/cid" xmlns:w16="http://schemas.microsoft.com/office/word/2018/wordml" xmlns:w16du="http://schemas.microsoft.com/office/word/2023/wordml/word16du" xmlns:w16sdtdh="http://schemas.microsoft.com/office/word/2020/wordml/sdtdatahash" xmlns:w16sdtfl="http://schemas.microsoft.com/office/word/2024/wordml/sdtformatlock" xmlns:w16se="http://schemas.microsoft.com/office/word/2015/wordml/symex" xmlns:wpg="http://schemas.microsoft.com/office/word/2010/wordprocessingGroup" xmlns:wpi="http://schemas.microsoft.com/office/word/2010/wordprocessingInk" xmlns:wne="http://schemas.microsoft.com/office/word/2006/wordml" xmlns:wps="http://schemas.microsoft.com/office/word/2010/wordprocessingShape" mc:Ignorable="w14 w15 w16se w16cid w16 w16cex w16sdtdh w16sdtfl w16du wp14">
+  <w:endnote w:type="separator" w:id="-1">
+    <w:p>
+      <w:r>
+        <w:separator/>
+      </w:r>
+    </w:p>
+  </w:endnote>
+  <w:endnote w:type="continuationSeparator" w:id="0">
+    <w:p>
+      <w:r>
+        <w:continuationSeparator/>
+      </w:r>
+    </w:p>
+  </w:endnote>
+</w:endnotes>
+</file>
+
+<file path=word/footer1.xml><?xml version="1.0" encoding="utf-8"?>
+<w:ftr xmlns:wpc="http://schemas.microsoft.com/office/word/2010/wordprocessingCanvas" xmlns:cx="http://schemas.microsoft.com/office/drawing/2014/chartex" xmlns:cx1="http://schemas.microsoft.com/office/drawing/2015/9/8/chartex" xmlns:cx2="http://schemas.microsoft.com/office/drawing/2015/10/21/chartex" xmlns:cx3="http://schemas.microsoft.com/office/drawing/2016/5/9/chartex" xmlns:cx4="http://schemas.microsoft.com/office/drawing/2016/5/10/chartex" xmlns:cx5="http://schemas.microsoft.com/office/drawing/2016/5/11/chartex" xmlns:cx6="http://schemas.microsoft.com/office/drawing/2016/5/12/chartex" xmlns:cx7="http://schemas.microsoft.com/office/drawing/2016/5/13/chartex" xmlns:cx8="http://schemas.microsoft.com/office/drawing/2016/5/14/chartex" xmlns:mc="http://schemas.openxmlformats.org/markup-compatibility/2006" xmlns:aink="http://schemas.microsoft.com/office/drawing/2016/ink" xmlns:am3d="http://schemas.microsoft.com/office/drawing/2017/model3d" xmlns:o="urn:schemas-microsoft-com:office:office" xmlns:oel="http://schemas.microsoft.com/office/2019/extlst" xmlns:r="http://schemas.openxmlformats.org/officeDocument/2006/relationships" xmlns:m="http://schemas.openxmlformats.org/officeDocument/2006/math" xmlns:v="urn:schemas-microsoft-com:vml" xmlns:wp14="http://schemas.microsoft.com/office/word/2010/wordprocessingDrawing" xmlns:wp="http://schemas.openxmlformats.org/drawingml/2006/wordprocessingDrawing" xmlns:w10="urn:schemas-microsoft-com:office:word" xmlns:w="http://schemas.openxmlformats.org/wordprocessingml/2006/main" xmlns:w14="http://schemas.microsoft.com/office/word/2010/wordml" xmlns:w15="http://schemas.microsoft.com/office/word/2012/wordml" xmlns:w16cex="http://schemas.microsoft.com/office/word/2018/wordml/cex" xmlns:w16cid="http://schemas.microsoft.com/office/word/2016/wordml/cid" xmlns:w16="http://schemas.microsoft.com/office/word/2018/wordml" xmlns:w16du="http://schemas.microsoft.com/office/word/2023/wordml/word16du" xmlns:w16sdtdh="http://schemas.microsoft.com/office/word/2020/wordml/sdtdatahash" xmlns:w16sdtfl="http://schemas.microsoft.com/office/word/2024/wordml/sdtformatlock" xmlns:w16se="http://schemas.microsoft.com/office/word/2015/wordml/symex" xmlns:wpg="http://schemas.microsoft.com/office/word/2010/wordprocessingGroup" xmlns:wpi="http://schemas.microsoft.com/office/word/2010/wordprocessingInk" xmlns:wne="http://schemas.microsoft.com/office/word/2006/wordml" xmlns:wps="http://schemas.microsoft.com/office/word/2010/wordprocessingShape" mc:Ignorable="w14 w15 w16se w16cid w16 w16cex w16sdtdh w16sdtfl w16du wp14">
+  <w:sdt>
+    <w:sdtPr>
+      <w:id w:val="1586890469"/>
+      <w:docPartObj>
+        <w:docPartGallery w:val="Page Numbers (Bottom of Page)"/>
+        <w:docPartUnique/>
+      </w:docPartObj>
+    </w:sdtPr>
+    <w:sdtContent>
+      <w:p>
+        <w:pPr>
+          <w:pStyle w:val="ad"/>
+          <w:jc w:val="center"/>
+        </w:pPr>
+        <w:r>
+          <w:fldChar w:fldCharType="begin"/>
+        </w:r>
+        <w:r>
+          <w:instrText>PAGE   \* MERGEFORMAT</w:instrText>
+        </w:r>
+        <w:r>
+          <w:fldChar w:fldCharType="separate"/>
+        </w:r>
+        <w:r>
+          <w:rPr>
+            <w:lang w:val="ja-JP"/>
+          </w:rPr>
+          <w:t>2</w:t>
+        </w:r>
+        <w:r>
+          <w:fldChar w:fldCharType="end"/>
+        </w:r>
+      </w:p>
+    </w:sdtContent>
+  </w:sdt>
+  <w:p>
+    <w:pPr>
+      <w:pStyle w:val="ad"/>
+    </w:pPr>
+  </w:p>
+</w:ftr>
+</file>
+
+<file path=word/footnotes.xml><?xml version="1.0" encoding="utf-8"?>
+<w:footnotes xmlns:wpc="http://schemas.microsoft.com/office/word/2010/wordprocessingCanvas" xmlns:cx="http://schemas.microsoft.com/office/drawing/2014/chartex" xmlns:cx1="http://schemas.microsoft.com/office/drawing/2015/9/8/chartex" xmlns:cx2="http://schemas.microsoft.com/office/drawing/2015/10/21/chartex" xmlns:cx3="http://schemas.microsoft.com/office/drawing/2016/5/9/chartex" xmlns:cx4="http://schemas.microsoft.com/office/drawing/2016/5/10/chartex" xmlns:cx5="http://schemas.microsoft.com/office/drawing/2016/5/11/chartex" xmlns:cx6="http://schemas.microsoft.com/office/drawing/2016/5/12/chartex" xmlns:cx7="http://schemas.microsoft.com/office/drawing/2016/5/13/chartex" xmlns:cx8="http://schemas.microsoft.com/office/drawing/2016/5/14/chartex" xmlns:mc="http://schemas.openxmlformats.org/markup-compatibility/2006" xmlns:aink="http://schemas.microsoft.com/office/drawing/2016/ink" xmlns:am3d="http://schemas.microsoft.com/office/drawing/2017/model3d" xmlns:o="urn:schemas-microsoft-com:office:office" xmlns:oel="http://schemas.microsoft.com/office/2019/extlst" xmlns:r="http://schemas.openxmlformats.org/officeDocument/2006/relationships" xmlns:m="http://schemas.openxmlformats.org/officeDocument/2006/math" xmlns:v="urn:schemas-microsoft-com:vml" xmlns:wp14="http://schemas.microsoft.com/office/word/2010/wordprocessingDrawing" xmlns:wp="http://schemas.openxmlformats.org/drawingml/2006/wordprocessingDrawing" xmlns:w10="urn:schemas-microsoft-com:office:word" xmlns:w="http://schemas.openxmlformats.org/wordprocessingml/2006/main" xmlns:w14="http://schemas.microsoft.com/office/word/2010/wordml" xmlns:w15="http://schemas.microsoft.com/office/word/2012/wordml" xmlns:w16cex="http://schemas.microsoft.com/office/word/2018/wordml/cex" xmlns:w16cid="http://schemas.microsoft.com/office/word/2016/wordml/cid" xmlns:w16="http://schemas.microsoft.com/office/word/2018/wordml" xmlns:w16du="http://schemas.microsoft.com/office/word/2023/wordml/word16du" xmlns:w16sdtdh="http://schemas.microsoft.com/office/word/2020/wordml/sdtdatahash" xmlns:w16sdtfl="http://schemas.microsoft.com/office/word/2024/wordml/sdtformatlock" xmlns:w16se="http://schemas.microsoft.com/office/word/2015/wordml/symex" xmlns:wpg="http://schemas.microsoft.com/office/word/2010/wordprocessingGroup" xmlns:wpi="http://schemas.microsoft.com/office/word/2010/wordprocessingInk" xmlns:wne="http://schemas.microsoft.com/office/word/2006/wordml" xmlns:wps="http://schemas.microsoft.com/office/word/2010/wordprocessingShape" mc:Ignorable="w14 w15 w16se w16cid w16 w16cex w16sdtdh w16sdtfl w16du wp14">
+  <w:footnote w:type="separator" w:id="-1">
+    <w:p>
+      <w:r>
+        <w:separator/>
+      </w:r>
+    </w:p>
+  </w:footnote>
+  <w:footnote w:type="continuationSeparator" w:id="0">
+    <w:p>
+      <w:r>
+        <w:continuationSeparator/>
+      </w:r>
+    </w:p>
+  </w:footnote>
+</w:footnotes>
 </file>
 
 <file path=word/numbering.xml><?xml version="1.0" encoding="utf-8"?>
@@ -5390,6 +5444,50 @@
       <w:u w:val="single"/>
     </w:rPr>
   </w:style>
+  <w:style w:type="paragraph" w:styleId="ab">
+    <w:name w:val="header"/>
+    <w:basedOn w:val="a"/>
+    <w:link w:val="ac"/>
+    <w:uiPriority w:val="99"/>
+    <w:unhideWhenUsed/>
+    <w:rsid w:val="00104401"/>
+    <w:pPr>
+      <w:tabs>
+        <w:tab w:val="center" w:pos="4252"/>
+        <w:tab w:val="right" w:pos="8504"/>
+      </w:tabs>
+      <w:snapToGrid w:val="0"/>
+    </w:pPr>
+  </w:style>
+  <w:style w:type="character" w:customStyle="1" w:styleId="ac">
+    <w:name w:val="ヘッダー (文字)"/>
+    <w:basedOn w:val="a0"/>
+    <w:link w:val="ab"/>
+    <w:uiPriority w:val="99"/>
+    <w:rsid w:val="00104401"/>
+  </w:style>
+  <w:style w:type="paragraph" w:styleId="ad">
+    <w:name w:val="footer"/>
+    <w:basedOn w:val="a"/>
+    <w:link w:val="ae"/>
+    <w:uiPriority w:val="99"/>
+    <w:unhideWhenUsed/>
+    <w:rsid w:val="00104401"/>
+    <w:pPr>
+      <w:tabs>
+        <w:tab w:val="center" w:pos="4252"/>
+        <w:tab w:val="right" w:pos="8504"/>
+      </w:tabs>
+      <w:snapToGrid w:val="0"/>
+    </w:pPr>
+  </w:style>
+  <w:style w:type="character" w:customStyle="1" w:styleId="ae">
+    <w:name w:val="フッター (文字)"/>
+    <w:basedOn w:val="a0"/>
+    <w:link w:val="ad"/>
+    <w:uiPriority w:val="99"/>
+    <w:rsid w:val="00104401"/>
+  </w:style>
 </w:styles>
 </file>
 

--- a/社会人の型との打ち合わせ/栗林公園観光事務所/公園内観光アプリの導入概要.docx
+++ b/社会人の型との打ち合わせ/栗林公園観光事務所/公園内観光アプリの導入概要.docx
@@ -128,11 +128,21 @@
     </w:p>
     <w:p>
       <w:pPr>
-        <w:rPr>
+        <w:jc w:val="right"/>
+        <w:rPr>
+          <w:rFonts w:hint="eastAsia"/>
           <w:sz w:val="24"/>
           <w:szCs w:val="28"/>
         </w:rPr>
       </w:pPr>
+      <w:r>
+        <w:rPr>
+          <w:rFonts w:hint="eastAsia"/>
+          <w:sz w:val="24"/>
+          <w:szCs w:val="28"/>
+        </w:rPr>
+        <w:t>2025/2/21</w:t>
+      </w:r>
     </w:p>
     <w:p>
       <w:pPr>
@@ -1810,7 +1820,7 @@
           <w:noProof/>
         </w:rPr>
         <w:drawing>
-          <wp:inline distT="0" distB="0" distL="0" distR="0" wp14:anchorId="124A101F" wp14:editId="00033074">
+          <wp:inline distT="0" distB="0" distL="0" distR="0" wp14:anchorId="124A101F" wp14:editId="1A372534">
             <wp:extent cx="3192716" cy="2093799"/>
             <wp:effectExtent l="0" t="0" r="8255" b="1905"/>
             <wp:docPr id="578450663" name="図 11"/>
@@ -1953,7 +1963,7 @@
           <w:noProof/>
         </w:rPr>
         <w:drawing>
-          <wp:inline distT="0" distB="0" distL="0" distR="0" wp14:anchorId="7B38EC88" wp14:editId="151FCCDE">
+          <wp:inline distT="0" distB="0" distL="0" distR="0" wp14:anchorId="7B38EC88" wp14:editId="21537834">
             <wp:extent cx="2985247" cy="2004032"/>
             <wp:effectExtent l="0" t="0" r="5715" b="0"/>
             <wp:docPr id="1331455236" name="図 12"/>
@@ -3582,7 +3592,7 @@
           <w:noProof/>
         </w:rPr>
         <w:drawing>
-          <wp:inline distT="0" distB="0" distL="0" distR="0" wp14:anchorId="4E59DC0B" wp14:editId="7BD4286D">
+          <wp:inline distT="0" distB="0" distL="0" distR="0" wp14:anchorId="4E59DC0B" wp14:editId="2672E8A3">
             <wp:extent cx="3190313" cy="2166424"/>
             <wp:effectExtent l="0" t="0" r="0" b="5715"/>
             <wp:docPr id="1481110446" name="図 1"/>
@@ -3786,15 +3796,1602 @@
       </w:r>
     </w:p>
     <w:p/>
-    <w:p>
-      <w:pPr>
+    <w:p/>
+    <w:p>
+      <w:pPr>
+        <w:rPr>
+          <w:rFonts w:hint="eastAsia"/>
+        </w:rPr>
+      </w:pPr>
+    </w:p>
+    <w:p>
+      <w:pPr>
+        <w:rPr>
+          <w:b/>
+          <w:bCs/>
+          <w:sz w:val="48"/>
+          <w:szCs w:val="52"/>
+        </w:rPr>
+      </w:pPr>
+      <w:r>
+        <w:rPr>
+          <w:rFonts w:hint="eastAsia"/>
+          <w:b/>
+          <w:bCs/>
+          <w:sz w:val="48"/>
+          <w:szCs w:val="52"/>
+        </w:rPr>
+        <w:lastRenderedPageBreak/>
+        <w:t>補足資料</w:t>
+      </w:r>
+    </w:p>
+    <w:p>
+      <w:pPr>
+        <w:pStyle w:val="1"/>
+        <w:numPr>
+          <w:ilvl w:val="0"/>
+          <w:numId w:val="7"/>
+        </w:numPr>
+        <w:rPr>
+          <w:rFonts w:ascii="ＭＳ ゴシック" w:eastAsia="ＭＳ ゴシック" w:hAnsi="ＭＳ ゴシック" w:hint="eastAsia"/>
+          <w:sz w:val="28"/>
+          <w:szCs w:val="28"/>
+        </w:rPr>
+      </w:pPr>
+      <w:r>
+        <w:rPr>
+          <w:rFonts w:ascii="ＭＳ ゴシック" w:eastAsia="ＭＳ ゴシック" w:hAnsi="ＭＳ ゴシック" w:hint="eastAsia"/>
+          <w:sz w:val="28"/>
+          <w:szCs w:val="28"/>
+        </w:rPr>
+        <w:t>Google</w:t>
+      </w:r>
+      <w:r>
+        <w:rPr>
+          <w:rFonts w:ascii="ＭＳ ゴシック" w:eastAsia="ＭＳ ゴシック" w:hAnsi="ＭＳ ゴシック" w:hint="eastAsia"/>
+          <w:sz w:val="28"/>
+          <w:szCs w:val="28"/>
+        </w:rPr>
+        <w:t xml:space="preserve"> </w:t>
+      </w:r>
+      <w:r>
+        <w:rPr>
+          <w:rFonts w:ascii="ＭＳ ゴシック" w:eastAsia="ＭＳ ゴシック" w:hAnsi="ＭＳ ゴシック" w:hint="eastAsia"/>
+          <w:sz w:val="28"/>
+          <w:szCs w:val="28"/>
+        </w:rPr>
+        <w:t>Map，Trip</w:t>
+      </w:r>
+      <w:r>
+        <w:rPr>
+          <w:rFonts w:ascii="ＭＳ ゴシック" w:eastAsia="ＭＳ ゴシック" w:hAnsi="ＭＳ ゴシック" w:hint="eastAsia"/>
+          <w:sz w:val="28"/>
+          <w:szCs w:val="28"/>
+        </w:rPr>
+        <w:t xml:space="preserve"> </w:t>
+      </w:r>
+      <w:r>
+        <w:rPr>
+          <w:rFonts w:ascii="ＭＳ ゴシック" w:eastAsia="ＭＳ ゴシック" w:hAnsi="ＭＳ ゴシック" w:hint="eastAsia"/>
+          <w:sz w:val="28"/>
+          <w:szCs w:val="28"/>
+        </w:rPr>
+        <w:t>Adviserの口コミ（改善点できそうな点）</w:t>
+      </w:r>
+    </w:p>
+    <w:p>
+      <w:pPr>
+        <w:pStyle w:val="Web"/>
+        <w:numPr>
+          <w:ilvl w:val="0"/>
+          <w:numId w:val="8"/>
+        </w:numPr>
+        <w:rPr>
+          <w:rFonts w:ascii="ＭＳ ゴシック" w:eastAsia="ＭＳ ゴシック" w:hAnsi="ＭＳ ゴシック" w:hint="eastAsia"/>
+          <w:sz w:val="21"/>
+          <w:szCs w:val="21"/>
+        </w:rPr>
+      </w:pPr>
+      <w:r>
+        <w:rPr>
+          <w:rFonts w:ascii="ＭＳ ゴシック" w:eastAsia="ＭＳ ゴシック" w:hAnsi="ＭＳ ゴシック" w:hint="eastAsia"/>
+          <w:sz w:val="21"/>
+          <w:szCs w:val="21"/>
+        </w:rPr>
+        <w:t xml:space="preserve">[ </w:t>
+      </w:r>
+      <w:r>
+        <w:rPr>
+          <w:rFonts w:ascii="ＭＳ ゴシック" w:eastAsia="ＭＳ ゴシック" w:hAnsi="ＭＳ ゴシック"/>
+          <w:sz w:val="21"/>
+          <w:szCs w:val="21"/>
+        </w:rPr>
+        <w:t>Beyond Seeker</w:t>
+      </w:r>
+      <w:r>
+        <w:rPr>
+          <w:rFonts w:ascii="ＭＳ ゴシック" w:eastAsia="ＭＳ ゴシック" w:hAnsi="ＭＳ ゴシック" w:hint="eastAsia"/>
+          <w:sz w:val="21"/>
+          <w:szCs w:val="21"/>
+        </w:rPr>
+        <w:t xml:space="preserve"> /</w:t>
+      </w:r>
+      <w:r>
+        <w:rPr>
+          <w:rFonts w:ascii="ＭＳ ゴシック" w:eastAsia="ＭＳ ゴシック" w:hAnsi="ＭＳ ゴシック" w:hint="eastAsia"/>
+          <w:sz w:val="21"/>
+          <w:szCs w:val="21"/>
+        </w:rPr>
+        <w:t xml:space="preserve"> </w:t>
+      </w:r>
+      <w:r>
+        <w:rPr>
+          <w:rFonts w:ascii="ＭＳ ゴシック" w:eastAsia="ＭＳ ゴシック" w:hAnsi="ＭＳ ゴシック"/>
+          <w:sz w:val="21"/>
+          <w:szCs w:val="21"/>
+        </w:rPr>
+        <w:t>2年前</w:t>
+      </w:r>
+      <w:r>
+        <w:rPr>
+          <w:rFonts w:ascii="ＭＳ ゴシック" w:eastAsia="ＭＳ ゴシック" w:hAnsi="ＭＳ ゴシック" w:hint="eastAsia"/>
+          <w:sz w:val="21"/>
+          <w:szCs w:val="21"/>
+        </w:rPr>
+        <w:t xml:space="preserve"> ] </w:t>
+      </w:r>
+    </w:p>
+    <w:p>
+      <w:pPr>
+        <w:pStyle w:val="Web"/>
+        <w:ind w:leftChars="200" w:left="420"/>
+        <w:rPr>
+          <w:rFonts w:asciiTheme="minorHAnsi" w:eastAsiaTheme="minorEastAsia" w:hAnsiTheme="minorHAnsi" w:cstheme="minorBidi" w:hint="eastAsia"/>
+          <w:kern w:val="2"/>
+          <w:sz w:val="21"/>
+          <w:szCs w:val="22"/>
+        </w:rPr>
+      </w:pPr>
+      <w:r>
+        <w:rPr>
+          <w:rFonts w:asciiTheme="minorHAnsi" w:eastAsiaTheme="minorEastAsia" w:hAnsiTheme="minorHAnsi" w:cstheme="minorBidi"/>
+          <w:kern w:val="2"/>
+          <w:sz w:val="21"/>
+          <w:szCs w:val="22"/>
+        </w:rPr>
+        <w:t>かなり広い。マップがないと見所を逃すと思います。</w:t>
+      </w:r>
+    </w:p>
+    <w:p>
+      <w:pPr>
+        <w:pStyle w:val="Web"/>
+        <w:numPr>
+          <w:ilvl w:val="0"/>
+          <w:numId w:val="8"/>
+        </w:numPr>
+        <w:rPr>
+          <w:rFonts w:ascii="ＭＳ ゴシック" w:eastAsia="ＭＳ ゴシック" w:hAnsi="ＭＳ ゴシック" w:hint="eastAsia"/>
+          <w:sz w:val="21"/>
+          <w:szCs w:val="21"/>
+        </w:rPr>
+      </w:pPr>
+      <w:r>
+        <w:rPr>
+          <w:rFonts w:ascii="ＭＳ ゴシック" w:eastAsia="ＭＳ ゴシック" w:hAnsi="ＭＳ ゴシック" w:hint="eastAsia"/>
+          <w:sz w:val="21"/>
+          <w:szCs w:val="21"/>
+        </w:rPr>
+        <w:t xml:space="preserve">[ </w:t>
+      </w:r>
+      <w:r>
+        <w:rPr>
+          <w:rFonts w:ascii="ＭＳ ゴシック" w:eastAsia="ＭＳ ゴシック" w:hAnsi="ＭＳ ゴシック"/>
+          <w:sz w:val="21"/>
+          <w:szCs w:val="21"/>
+        </w:rPr>
+        <w:t>to-</w:t>
+      </w:r>
+      <w:proofErr w:type="spellStart"/>
+      <w:r>
+        <w:rPr>
+          <w:rFonts w:ascii="ＭＳ ゴシック" w:eastAsia="ＭＳ ゴシック" w:hAnsi="ＭＳ ゴシック"/>
+          <w:sz w:val="21"/>
+          <w:szCs w:val="21"/>
+        </w:rPr>
+        <w:t>toko</w:t>
+      </w:r>
+      <w:proofErr w:type="spellEnd"/>
+      <w:r>
+        <w:rPr>
+          <w:rFonts w:ascii="ＭＳ ゴシック" w:eastAsia="ＭＳ ゴシック" w:hAnsi="ＭＳ ゴシック" w:hint="eastAsia"/>
+          <w:sz w:val="21"/>
+          <w:szCs w:val="21"/>
+        </w:rPr>
+        <w:t xml:space="preserve"> / </w:t>
+      </w:r>
+      <w:r>
+        <w:rPr>
+          <w:rFonts w:ascii="ＭＳ ゴシック" w:eastAsia="ＭＳ ゴシック" w:hAnsi="ＭＳ ゴシック"/>
+          <w:sz w:val="21"/>
+          <w:szCs w:val="21"/>
+        </w:rPr>
+        <w:t>5年前</w:t>
+      </w:r>
+      <w:r>
+        <w:rPr>
+          <w:rFonts w:ascii="ＭＳ ゴシック" w:eastAsia="ＭＳ ゴシック" w:hAnsi="ＭＳ ゴシック" w:hint="eastAsia"/>
+          <w:sz w:val="21"/>
+          <w:szCs w:val="21"/>
+        </w:rPr>
+        <w:t xml:space="preserve"> </w:t>
+      </w:r>
+      <w:r>
+        <w:rPr>
+          <w:rFonts w:ascii="ＭＳ ゴシック" w:eastAsia="ＭＳ ゴシック" w:hAnsi="ＭＳ ゴシック" w:hint="eastAsia"/>
+          <w:sz w:val="21"/>
+          <w:szCs w:val="21"/>
+        </w:rPr>
+        <w:t xml:space="preserve">] </w:t>
+      </w:r>
+    </w:p>
+    <w:p>
+      <w:pPr>
+        <w:pStyle w:val="Web"/>
+        <w:ind w:leftChars="200" w:left="420"/>
+        <w:rPr>
+          <w:rFonts w:asciiTheme="minorHAnsi" w:eastAsiaTheme="minorEastAsia" w:hAnsiTheme="minorHAnsi" w:cstheme="minorBidi" w:hint="eastAsia"/>
+          <w:kern w:val="2"/>
+          <w:sz w:val="21"/>
+          <w:szCs w:val="22"/>
+        </w:rPr>
+      </w:pPr>
+      <w:r>
+        <w:rPr>
+          <w:rFonts w:asciiTheme="minorHAnsi" w:eastAsiaTheme="minorEastAsia" w:hAnsiTheme="minorHAnsi" w:cstheme="minorBidi"/>
+          <w:kern w:val="2"/>
+          <w:sz w:val="21"/>
+          <w:szCs w:val="22"/>
+        </w:rPr>
+        <w:t>四季折々に楽しめる所である。しかし、水が濁っている様に思えた。 夕方は蚊が多く、外国からいらしたお子さんが蚊</w:t>
+      </w:r>
+      <w:r>
+        <w:rPr>
+          <w:rFonts w:asciiTheme="minorHAnsi" w:eastAsiaTheme="minorEastAsia" w:hAnsiTheme="minorHAnsi" w:cstheme="minorBidi" w:hint="eastAsia"/>
+          <w:kern w:val="2"/>
+          <w:sz w:val="21"/>
+          <w:szCs w:val="22"/>
+        </w:rPr>
+        <w:t>に</w:t>
+      </w:r>
+      <w:r>
+        <w:rPr>
+          <w:rFonts w:asciiTheme="minorHAnsi" w:eastAsiaTheme="minorEastAsia" w:hAnsiTheme="minorHAnsi" w:cstheme="minorBidi"/>
+          <w:kern w:val="2"/>
+          <w:sz w:val="21"/>
+          <w:szCs w:val="22"/>
+        </w:rPr>
+        <w:t>さされたり、案内が分かりにくかったのか？外国の方に何度も尋ねられた。 外国の方は 鯉の餌やりがしたかった様で、入手出来る方法を教えてください。や 何の虫に刺されたか分かりますか？など質問されました。</w:t>
+      </w:r>
+    </w:p>
+    <w:p>
+      <w:pPr>
+        <w:pStyle w:val="Web"/>
+        <w:numPr>
+          <w:ilvl w:val="0"/>
+          <w:numId w:val="8"/>
+        </w:numPr>
+        <w:rPr>
+          <w:rFonts w:ascii="ＭＳ ゴシック" w:eastAsia="ＭＳ ゴシック" w:hAnsi="ＭＳ ゴシック"/>
+          <w:sz w:val="21"/>
+          <w:szCs w:val="21"/>
+        </w:rPr>
+      </w:pPr>
+      <w:r>
+        <w:rPr>
+          <w:rFonts w:ascii="ＭＳ ゴシック" w:eastAsia="ＭＳ ゴシック" w:hAnsi="ＭＳ ゴシック" w:hint="eastAsia"/>
+          <w:sz w:val="21"/>
+          <w:szCs w:val="21"/>
+        </w:rPr>
+        <w:t xml:space="preserve"> [</w:t>
+      </w:r>
+      <w:r>
+        <w:rPr>
+          <w:rFonts w:ascii="ＭＳ ゴシック" w:eastAsia="ＭＳ ゴシック" w:hAnsi="ＭＳ ゴシック"/>
+          <w:sz w:val="21"/>
+          <w:szCs w:val="21"/>
+        </w:rPr>
+        <w:t>Pamo1141</w:t>
+      </w:r>
+      <w:r>
+        <w:rPr>
+          <w:rFonts w:ascii="ＭＳ ゴシック" w:eastAsia="ＭＳ ゴシック" w:hAnsi="ＭＳ ゴシック" w:hint="eastAsia"/>
+          <w:sz w:val="21"/>
+          <w:szCs w:val="21"/>
+        </w:rPr>
+        <w:t xml:space="preserve"> / </w:t>
+      </w:r>
+      <w:r>
+        <w:rPr>
+          <w:rFonts w:ascii="ＭＳ ゴシック" w:eastAsia="ＭＳ ゴシック" w:hAnsi="ＭＳ ゴシック"/>
+          <w:sz w:val="21"/>
+          <w:szCs w:val="21"/>
+        </w:rPr>
+        <w:t>9か月前</w:t>
+      </w:r>
+      <w:r>
+        <w:rPr>
+          <w:rFonts w:ascii="ＭＳ ゴシック" w:eastAsia="ＭＳ ゴシック" w:hAnsi="ＭＳ ゴシック" w:hint="eastAsia"/>
+          <w:sz w:val="21"/>
+          <w:szCs w:val="21"/>
+        </w:rPr>
+        <w:t xml:space="preserve"> ]</w:t>
+      </w:r>
+    </w:p>
+    <w:p>
+      <w:pPr>
+        <w:pStyle w:val="Web"/>
+        <w:ind w:leftChars="200" w:left="420"/>
+        <w:rPr>
+          <w:rFonts w:asciiTheme="minorHAnsi" w:eastAsiaTheme="minorEastAsia" w:hAnsiTheme="minorHAnsi" w:cstheme="minorBidi" w:hint="eastAsia"/>
+          <w:kern w:val="2"/>
+          <w:sz w:val="21"/>
+          <w:szCs w:val="22"/>
+        </w:rPr>
+      </w:pPr>
+      <w:r>
+        <w:rPr>
+          <w:rFonts w:asciiTheme="minorHAnsi" w:eastAsiaTheme="minorEastAsia" w:hAnsiTheme="minorHAnsi" w:cstheme="minorBidi"/>
+          <w:kern w:val="2"/>
+          <w:sz w:val="21"/>
+          <w:szCs w:val="22"/>
+        </w:rPr>
+        <w:t>前日に後楽園に行って同じ入場券を徴収してて驚きました。 出入り口がわかりづらい非常に不親切だなと感じました。</w:t>
+      </w:r>
+    </w:p>
+    <w:p>
+      <w:pPr>
+        <w:pStyle w:val="Web"/>
+        <w:numPr>
+          <w:ilvl w:val="0"/>
+          <w:numId w:val="8"/>
+        </w:numPr>
+        <w:rPr>
+          <w:rFonts w:ascii="ＭＳ ゴシック" w:eastAsia="ＭＳ ゴシック" w:hAnsi="ＭＳ ゴシック"/>
+          <w:sz w:val="21"/>
+          <w:szCs w:val="21"/>
+        </w:rPr>
+      </w:pPr>
+      <w:r>
+        <w:rPr>
+          <w:rFonts w:ascii="ＭＳ ゴシック" w:eastAsia="ＭＳ ゴシック" w:hAnsi="ＭＳ ゴシック" w:hint="eastAsia"/>
+          <w:sz w:val="21"/>
+          <w:szCs w:val="21"/>
+        </w:rPr>
+        <w:t xml:space="preserve">[ </w:t>
+      </w:r>
+      <w:r>
+        <w:rPr>
+          <w:rFonts w:ascii="ＭＳ ゴシック" w:eastAsia="ＭＳ ゴシック" w:hAnsi="ＭＳ ゴシック"/>
+          <w:sz w:val="21"/>
+          <w:szCs w:val="21"/>
+        </w:rPr>
+        <w:t>高崎仁</w:t>
+      </w:r>
+      <w:r>
+        <w:rPr>
+          <w:rFonts w:ascii="ＭＳ ゴシック" w:eastAsia="ＭＳ ゴシック" w:hAnsi="ＭＳ ゴシック" w:hint="eastAsia"/>
+          <w:sz w:val="21"/>
+          <w:szCs w:val="21"/>
+        </w:rPr>
+        <w:t xml:space="preserve"> / </w:t>
+      </w:r>
+      <w:r>
+        <w:rPr>
+          <w:rFonts w:ascii="ＭＳ ゴシック" w:eastAsia="ＭＳ ゴシック" w:hAnsi="ＭＳ ゴシック"/>
+          <w:sz w:val="21"/>
+          <w:szCs w:val="21"/>
+        </w:rPr>
+        <w:t>2年前</w:t>
+      </w:r>
+      <w:r>
+        <w:rPr>
+          <w:rFonts w:ascii="ＭＳ ゴシック" w:eastAsia="ＭＳ ゴシック" w:hAnsi="ＭＳ ゴシック" w:hint="eastAsia"/>
+          <w:sz w:val="21"/>
+          <w:szCs w:val="21"/>
+        </w:rPr>
+        <w:t xml:space="preserve"> ]</w:t>
+      </w:r>
+    </w:p>
+    <w:p>
+      <w:pPr>
+        <w:pStyle w:val="Web"/>
+        <w:ind w:leftChars="200" w:left="420"/>
+        <w:rPr>
+          <w:rFonts w:asciiTheme="minorHAnsi" w:eastAsiaTheme="minorEastAsia" w:hAnsiTheme="minorHAnsi" w:cstheme="minorBidi"/>
+          <w:kern w:val="2"/>
+          <w:sz w:val="21"/>
+          <w:szCs w:val="22"/>
+        </w:rPr>
+      </w:pPr>
+      <w:r>
+        <w:rPr>
+          <w:rFonts w:asciiTheme="minorHAnsi" w:eastAsiaTheme="minorEastAsia" w:hAnsiTheme="minorHAnsi" w:cstheme="minorBidi"/>
+          <w:kern w:val="2"/>
+          <w:sz w:val="21"/>
+          <w:szCs w:val="22"/>
+        </w:rPr>
+        <w:t>花見で来たが桜は良かったが途中で舟に乗りたかったが乗る場所でもチケット売場と案内図には書いてあったのに買えず入り口まで行かないと買えないし行けば行ったで予約がいると言われた、そういう案内は分かりやすく表示して欲しかった</w:t>
+      </w:r>
+    </w:p>
+    <w:p>
+      <w:pPr>
+        <w:pStyle w:val="Web"/>
+        <w:numPr>
+          <w:ilvl w:val="0"/>
+          <w:numId w:val="8"/>
+        </w:numPr>
+        <w:rPr>
+          <w:rFonts w:ascii="ＭＳ ゴシック" w:eastAsia="ＭＳ ゴシック" w:hAnsi="ＭＳ ゴシック"/>
+          <w:sz w:val="21"/>
+          <w:szCs w:val="21"/>
+        </w:rPr>
+      </w:pPr>
+      <w:r>
+        <w:rPr>
+          <w:rFonts w:ascii="ＭＳ ゴシック" w:eastAsia="ＭＳ ゴシック" w:hAnsi="ＭＳ ゴシック" w:hint="eastAsia"/>
+          <w:sz w:val="21"/>
+          <w:szCs w:val="21"/>
+        </w:rPr>
+        <w:t xml:space="preserve">[ </w:t>
+      </w:r>
+      <w:r>
+        <w:rPr>
+          <w:rFonts w:ascii="ＭＳ ゴシック" w:eastAsia="ＭＳ ゴシック" w:hAnsi="ＭＳ ゴシック"/>
+          <w:sz w:val="21"/>
+          <w:szCs w:val="21"/>
+        </w:rPr>
+        <w:t>にゃんだにゃん吉</w:t>
+      </w:r>
+      <w:r>
+        <w:rPr>
+          <w:rFonts w:ascii="ＭＳ ゴシック" w:eastAsia="ＭＳ ゴシック" w:hAnsi="ＭＳ ゴシック" w:hint="eastAsia"/>
+          <w:sz w:val="21"/>
+          <w:szCs w:val="21"/>
+        </w:rPr>
+        <w:t xml:space="preserve"> / </w:t>
+      </w:r>
+      <w:r>
+        <w:rPr>
+          <w:rFonts w:ascii="ＭＳ ゴシック" w:eastAsia="ＭＳ ゴシック" w:hAnsi="ＭＳ ゴシック"/>
+          <w:sz w:val="21"/>
+          <w:szCs w:val="21"/>
+        </w:rPr>
+        <w:t>1年前</w:t>
+      </w:r>
+      <w:r>
+        <w:rPr>
+          <w:rFonts w:ascii="ＭＳ ゴシック" w:eastAsia="ＭＳ ゴシック" w:hAnsi="ＭＳ ゴシック" w:hint="eastAsia"/>
+          <w:sz w:val="21"/>
+          <w:szCs w:val="21"/>
+        </w:rPr>
+        <w:t xml:space="preserve"> ]</w:t>
+      </w:r>
+    </w:p>
+    <w:p>
+      <w:pPr>
+        <w:pStyle w:val="Web"/>
+        <w:ind w:leftChars="200" w:left="420"/>
+        <w:rPr>
+          <w:rFonts w:asciiTheme="minorHAnsi" w:eastAsiaTheme="minorEastAsia" w:hAnsiTheme="minorHAnsi" w:cstheme="minorBidi"/>
+          <w:kern w:val="2"/>
+          <w:sz w:val="21"/>
+          <w:szCs w:val="22"/>
+        </w:rPr>
+      </w:pPr>
+      <w:r>
+        <w:rPr>
+          <w:rFonts w:asciiTheme="minorHAnsi" w:eastAsiaTheme="minorEastAsia" w:hAnsiTheme="minorHAnsi" w:cstheme="minorBidi" w:hint="eastAsia"/>
+          <w:kern w:val="2"/>
+          <w:sz w:val="21"/>
+          <w:szCs w:val="22"/>
+        </w:rPr>
+        <w:t>日曜で駐車場が満車、他の駐車場を聞くが、北門にあると言うが地元の方しか分からないよ、仕方なく目に付いた駐車場に止めたが、東門、北門どちらも遠かった。案内板とかあっても、良いんじゃないの？</w:t>
+      </w:r>
+    </w:p>
+    <w:p>
+      <w:pPr>
+        <w:pStyle w:val="Web"/>
+        <w:ind w:leftChars="200" w:left="420"/>
+        <w:rPr>
+          <w:rFonts w:asciiTheme="minorHAnsi" w:eastAsiaTheme="minorEastAsia" w:hAnsiTheme="minorHAnsi" w:cstheme="minorBidi"/>
+          <w:kern w:val="2"/>
+          <w:sz w:val="21"/>
+          <w:szCs w:val="22"/>
+        </w:rPr>
+      </w:pPr>
+    </w:p>
+    <w:p>
+      <w:pPr>
+        <w:pStyle w:val="Web"/>
+        <w:ind w:leftChars="200" w:left="420"/>
+        <w:rPr>
+          <w:rFonts w:asciiTheme="minorHAnsi" w:eastAsiaTheme="minorEastAsia" w:hAnsiTheme="minorHAnsi" w:cstheme="minorBidi" w:hint="eastAsia"/>
+          <w:kern w:val="2"/>
+          <w:sz w:val="21"/>
+          <w:szCs w:val="22"/>
+        </w:rPr>
+      </w:pPr>
+    </w:p>
+    <w:p>
+      <w:pPr>
+        <w:pStyle w:val="Web"/>
+        <w:numPr>
+          <w:ilvl w:val="0"/>
+          <w:numId w:val="8"/>
+        </w:numPr>
+        <w:rPr>
+          <w:rFonts w:ascii="ＭＳ ゴシック" w:eastAsia="ＭＳ ゴシック" w:hAnsi="ＭＳ ゴシック"/>
+          <w:sz w:val="21"/>
+          <w:szCs w:val="21"/>
+        </w:rPr>
+      </w:pPr>
+      <w:r>
+        <w:rPr>
+          <w:rFonts w:ascii="ＭＳ ゴシック" w:eastAsia="ＭＳ ゴシック" w:hAnsi="ＭＳ ゴシック" w:hint="eastAsia"/>
+          <w:sz w:val="21"/>
+          <w:szCs w:val="21"/>
+        </w:rPr>
+        <w:lastRenderedPageBreak/>
+        <w:t xml:space="preserve">[ </w:t>
+      </w:r>
+      <w:r>
+        <w:rPr>
+          <w:rFonts w:ascii="ＭＳ ゴシック" w:eastAsia="ＭＳ ゴシック" w:hAnsi="ＭＳ ゴシック"/>
+          <w:sz w:val="21"/>
+          <w:szCs w:val="21"/>
+        </w:rPr>
+        <w:t>Kazoo T</w:t>
+      </w:r>
+      <w:r>
+        <w:rPr>
+          <w:rFonts w:ascii="ＭＳ ゴシック" w:eastAsia="ＭＳ ゴシック" w:hAnsi="ＭＳ ゴシック" w:hint="eastAsia"/>
+          <w:sz w:val="21"/>
+          <w:szCs w:val="21"/>
+        </w:rPr>
+        <w:t xml:space="preserve"> / </w:t>
+      </w:r>
+      <w:r>
+        <w:rPr>
+          <w:rFonts w:ascii="ＭＳ ゴシック" w:eastAsia="ＭＳ ゴシック" w:hAnsi="ＭＳ ゴシック"/>
+          <w:sz w:val="21"/>
+          <w:szCs w:val="21"/>
+        </w:rPr>
+        <w:t>4年前</w:t>
+      </w:r>
+      <w:r>
+        <w:rPr>
+          <w:rFonts w:ascii="ＭＳ ゴシック" w:eastAsia="ＭＳ ゴシック" w:hAnsi="ＭＳ ゴシック" w:hint="eastAsia"/>
+          <w:sz w:val="21"/>
+          <w:szCs w:val="21"/>
+        </w:rPr>
+        <w:t xml:space="preserve"> ]</w:t>
+      </w:r>
+    </w:p>
+    <w:p>
+      <w:pPr>
+        <w:pStyle w:val="Web"/>
+        <w:ind w:leftChars="200" w:left="420"/>
+        <w:rPr>
+          <w:rFonts w:asciiTheme="minorHAnsi" w:eastAsiaTheme="minorEastAsia" w:hAnsiTheme="minorHAnsi" w:cstheme="minorBidi"/>
+          <w:kern w:val="2"/>
+          <w:sz w:val="21"/>
+          <w:szCs w:val="22"/>
+        </w:rPr>
+      </w:pPr>
+      <w:r>
+        <w:rPr>
+          <w:rFonts w:asciiTheme="minorHAnsi" w:eastAsiaTheme="minorEastAsia" w:hAnsiTheme="minorHAnsi" w:cstheme="minorBidi"/>
+          <w:kern w:val="2"/>
+          <w:sz w:val="21"/>
+          <w:szCs w:val="22"/>
+        </w:rPr>
+        <w:t>天気も悪かったのもありますが、想像してた感じではなかったです。現在地もわかりづらく出るのに苦労しました。駐車場の方々はすごく丁寧でした。</w:t>
+      </w:r>
+    </w:p>
+    <w:p>
+      <w:pPr>
+        <w:pStyle w:val="Web"/>
+        <w:ind w:leftChars="200" w:left="420"/>
+        <w:rPr>
+          <w:rFonts w:ascii="ＭＳ ゴシック" w:eastAsia="ＭＳ ゴシック" w:hAnsi="ＭＳ ゴシック"/>
+          <w:sz w:val="21"/>
+          <w:szCs w:val="21"/>
+        </w:rPr>
+      </w:pPr>
+      <w:r>
+        <w:rPr>
+          <w:rFonts w:ascii="ＭＳ ゴシック" w:eastAsia="ＭＳ ゴシック" w:hAnsi="ＭＳ ゴシック" w:hint="eastAsia"/>
+          <w:sz w:val="21"/>
+          <w:szCs w:val="21"/>
+        </w:rPr>
+        <w:t>[</w:t>
+      </w:r>
+      <w:r>
+        <w:rPr>
+          <w:rFonts w:ascii="ＭＳ ゴシック" w:eastAsia="ＭＳ ゴシック" w:hAnsi="ＭＳ ゴシック"/>
+          <w:sz w:val="21"/>
+          <w:szCs w:val="21"/>
+        </w:rPr>
+        <w:t>な</w:t>
+      </w:r>
+      <w:r>
+        <w:rPr>
+          <w:rFonts w:ascii="ＭＳ ゴシック" w:eastAsia="ＭＳ ゴシック" w:hAnsi="ＭＳ ゴシック" w:hint="eastAsia"/>
+          <w:sz w:val="21"/>
+          <w:szCs w:val="21"/>
+        </w:rPr>
+        <w:t xml:space="preserve"> / </w:t>
+      </w:r>
+      <w:r>
+        <w:rPr>
+          <w:rFonts w:ascii="ＭＳ ゴシック" w:eastAsia="ＭＳ ゴシック" w:hAnsi="ＭＳ ゴシック"/>
+          <w:sz w:val="21"/>
+          <w:szCs w:val="21"/>
+        </w:rPr>
+        <w:t>1年前</w:t>
+      </w:r>
+      <w:r>
+        <w:rPr>
+          <w:rFonts w:ascii="ＭＳ ゴシック" w:eastAsia="ＭＳ ゴシック" w:hAnsi="ＭＳ ゴシック" w:hint="eastAsia"/>
+          <w:sz w:val="21"/>
+          <w:szCs w:val="21"/>
+        </w:rPr>
+        <w:t xml:space="preserve"> ]</w:t>
+      </w:r>
+    </w:p>
+    <w:p>
+      <w:pPr>
+        <w:pStyle w:val="Web"/>
+        <w:ind w:leftChars="200" w:left="420"/>
+        <w:rPr>
+          <w:rFonts w:asciiTheme="minorHAnsi" w:eastAsiaTheme="minorEastAsia" w:hAnsiTheme="minorHAnsi" w:cstheme="minorBidi"/>
+          <w:kern w:val="2"/>
+          <w:sz w:val="21"/>
+          <w:szCs w:val="22"/>
+        </w:rPr>
+      </w:pPr>
+      <w:r>
+        <w:rPr>
+          <w:rFonts w:asciiTheme="minorHAnsi" w:eastAsiaTheme="minorEastAsia" w:hAnsiTheme="minorHAnsi" w:cstheme="minorBidi"/>
+          <w:kern w:val="2"/>
+          <w:sz w:val="21"/>
+          <w:szCs w:val="22"/>
+        </w:rPr>
+        <w:t>あまり、土産がない。</w:t>
+      </w:r>
+      <w:r>
+        <w:rPr>
+          <w:rFonts w:asciiTheme="minorHAnsi" w:eastAsiaTheme="minorEastAsia" w:hAnsiTheme="minorHAnsi" w:cstheme="minorBidi"/>
+          <w:kern w:val="2"/>
+          <w:sz w:val="21"/>
+          <w:szCs w:val="22"/>
+        </w:rPr>
+        <w:tab/>
+      </w:r>
+    </w:p>
+    <w:p>
+      <w:pPr>
+        <w:pStyle w:val="Web"/>
+        <w:numPr>
+          <w:ilvl w:val="0"/>
+          <w:numId w:val="8"/>
+        </w:numPr>
+        <w:tabs>
+          <w:tab w:val="left" w:pos="3065"/>
+        </w:tabs>
+        <w:rPr>
+          <w:rFonts w:ascii="ＭＳ ゴシック" w:eastAsia="ＭＳ ゴシック" w:hAnsi="ＭＳ ゴシック"/>
+          <w:sz w:val="21"/>
+          <w:szCs w:val="21"/>
+        </w:rPr>
+      </w:pPr>
+      <w:r>
+        <w:rPr>
+          <w:rFonts w:ascii="ＭＳ ゴシック" w:eastAsia="ＭＳ ゴシック" w:hAnsi="ＭＳ ゴシック" w:hint="eastAsia"/>
+          <w:sz w:val="21"/>
+          <w:szCs w:val="21"/>
+        </w:rPr>
+        <w:t xml:space="preserve">[ </w:t>
+      </w:r>
+      <w:r>
+        <w:rPr>
+          <w:rFonts w:ascii="ＭＳ ゴシック" w:eastAsia="ＭＳ ゴシック" w:hAnsi="ＭＳ ゴシック"/>
+          <w:sz w:val="21"/>
+          <w:szCs w:val="21"/>
+        </w:rPr>
+        <w:t xml:space="preserve">Muha </w:t>
+      </w:r>
+      <w:proofErr w:type="spellStart"/>
+      <w:r>
+        <w:rPr>
+          <w:rFonts w:ascii="ＭＳ ゴシック" w:eastAsia="ＭＳ ゴシック" w:hAnsi="ＭＳ ゴシック"/>
+          <w:sz w:val="21"/>
+          <w:szCs w:val="21"/>
+        </w:rPr>
+        <w:t>kim</w:t>
+      </w:r>
+      <w:proofErr w:type="spellEnd"/>
+      <w:r>
+        <w:rPr>
+          <w:rFonts w:ascii="ＭＳ ゴシック" w:eastAsia="ＭＳ ゴシック" w:hAnsi="ＭＳ ゴシック" w:hint="eastAsia"/>
+          <w:sz w:val="21"/>
+          <w:szCs w:val="21"/>
+        </w:rPr>
+        <w:t xml:space="preserve">  / </w:t>
+      </w:r>
+      <w:r>
+        <w:rPr>
+          <w:rFonts w:ascii="ＭＳ ゴシック" w:eastAsia="ＭＳ ゴシック" w:hAnsi="ＭＳ ゴシック"/>
+          <w:sz w:val="21"/>
+          <w:szCs w:val="21"/>
+        </w:rPr>
+        <w:t>1か月前</w:t>
+      </w:r>
+      <w:r>
+        <w:rPr>
+          <w:rFonts w:ascii="ＭＳ ゴシック" w:eastAsia="ＭＳ ゴシック" w:hAnsi="ＭＳ ゴシック" w:hint="eastAsia"/>
+          <w:sz w:val="21"/>
+          <w:szCs w:val="21"/>
+        </w:rPr>
+        <w:t xml:space="preserve"> ]</w:t>
+      </w:r>
+    </w:p>
+    <w:p>
+      <w:pPr>
+        <w:pStyle w:val="Web"/>
+        <w:ind w:leftChars="200" w:left="420"/>
+        <w:rPr>
+          <w:rFonts w:asciiTheme="minorHAnsi" w:eastAsiaTheme="minorEastAsia" w:hAnsiTheme="minorHAnsi" w:cstheme="minorBidi"/>
+          <w:kern w:val="2"/>
+          <w:sz w:val="21"/>
+          <w:szCs w:val="22"/>
+        </w:rPr>
+      </w:pPr>
+      <w:r>
+        <w:rPr>
+          <w:rFonts w:asciiTheme="minorHAnsi" w:eastAsiaTheme="minorEastAsia" w:hAnsiTheme="minorHAnsi" w:cstheme="minorBidi"/>
+          <w:kern w:val="2"/>
+          <w:sz w:val="21"/>
+          <w:szCs w:val="22"/>
+        </w:rPr>
+        <w:t>人が賑わってあまり。暇な時がいつなのかその時がいいよう。 日本庭園の特色が</w:t>
+      </w:r>
+      <w:r>
+        <w:rPr>
+          <w:rFonts w:ascii="Batang" w:eastAsia="Batang" w:hAnsi="Batang" w:cs="Batang" w:hint="eastAsia"/>
+          <w:kern w:val="2"/>
+          <w:sz w:val="21"/>
+          <w:szCs w:val="22"/>
+        </w:rPr>
+        <w:t>ㅜ</w:t>
+      </w:r>
+      <w:r>
+        <w:rPr>
+          <w:rFonts w:ascii="游明朝" w:eastAsia="游明朝" w:hAnsi="游明朝" w:cs="游明朝" w:hint="eastAsia"/>
+          <w:kern w:val="2"/>
+          <w:sz w:val="21"/>
+          <w:szCs w:val="22"/>
+        </w:rPr>
+        <w:t>あちこちに埋もれている公園。あまりにも手をあてて</w:t>
+      </w:r>
+      <w:r>
+        <w:rPr>
+          <w:rFonts w:ascii="Batang" w:eastAsia="Batang" w:hAnsi="Batang" w:cs="Batang" w:hint="eastAsia"/>
+          <w:kern w:val="2"/>
+          <w:sz w:val="21"/>
+          <w:szCs w:val="22"/>
+        </w:rPr>
+        <w:t>ㅜ</w:t>
+      </w:r>
+      <w:r>
+        <w:rPr>
+          <w:rFonts w:ascii="游明朝" w:eastAsia="游明朝" w:hAnsi="游明朝" w:cs="游明朝" w:hint="eastAsia"/>
+          <w:kern w:val="2"/>
+          <w:sz w:val="21"/>
+          <w:szCs w:val="22"/>
+        </w:rPr>
+        <w:t>私にはちょっとぎこちない空間。不自然なのが</w:t>
+      </w:r>
+      <w:r>
+        <w:rPr>
+          <w:rFonts w:asciiTheme="minorHAnsi" w:eastAsiaTheme="minorEastAsia" w:hAnsiTheme="minorHAnsi" w:cstheme="minorBidi"/>
+          <w:kern w:val="2"/>
+          <w:sz w:val="21"/>
+          <w:szCs w:val="22"/>
+        </w:rPr>
+        <w:t>……大きな盆栽鉢植えを見るような感じ。</w:t>
+      </w:r>
+    </w:p>
+    <w:p>
+      <w:pPr>
+        <w:pStyle w:val="Web"/>
+        <w:numPr>
+          <w:ilvl w:val="0"/>
+          <w:numId w:val="8"/>
+        </w:numPr>
+        <w:tabs>
+          <w:tab w:val="left" w:pos="3065"/>
+        </w:tabs>
+        <w:spacing w:line="240" w:lineRule="exact"/>
+        <w:rPr>
+          <w:rFonts w:ascii="ＭＳ ゴシック" w:eastAsia="ＭＳ ゴシック" w:hAnsi="ＭＳ ゴシック"/>
+          <w:sz w:val="21"/>
+          <w:szCs w:val="21"/>
+        </w:rPr>
+      </w:pPr>
+      <w:r>
+        <w:rPr>
+          <w:rFonts w:ascii="ＭＳ ゴシック" w:eastAsia="ＭＳ ゴシック" w:hAnsi="ＭＳ ゴシック" w:hint="eastAsia"/>
+          <w:sz w:val="21"/>
+          <w:szCs w:val="21"/>
+        </w:rPr>
+        <w:t>[</w:t>
+      </w:r>
+      <w:r>
+        <w:rPr>
+          <w:rFonts w:ascii="ＭＳ ゴシック" w:eastAsia="ＭＳ ゴシック" w:hAnsi="ＭＳ ゴシック"/>
+          <w:sz w:val="21"/>
+          <w:szCs w:val="21"/>
+        </w:rPr>
+        <w:t>にゃんにゃんセブン</w:t>
+      </w:r>
+      <w:r>
+        <w:rPr>
+          <w:rFonts w:ascii="ＭＳ ゴシック" w:eastAsia="ＭＳ ゴシック" w:hAnsi="ＭＳ ゴシック" w:hint="eastAsia"/>
+          <w:sz w:val="21"/>
+          <w:szCs w:val="21"/>
+        </w:rPr>
+        <w:t xml:space="preserve"> / </w:t>
+      </w:r>
+      <w:r>
+        <w:rPr>
+          <w:rFonts w:ascii="ＭＳ ゴシック" w:eastAsia="ＭＳ ゴシック" w:hAnsi="ＭＳ ゴシック"/>
+          <w:sz w:val="21"/>
+          <w:szCs w:val="21"/>
+        </w:rPr>
+        <w:t>1年前</w:t>
+      </w:r>
+      <w:r>
+        <w:rPr>
+          <w:rFonts w:ascii="ＭＳ ゴシック" w:eastAsia="ＭＳ ゴシック" w:hAnsi="ＭＳ ゴシック" w:hint="eastAsia"/>
+          <w:sz w:val="21"/>
+          <w:szCs w:val="21"/>
+        </w:rPr>
+        <w:t>]</w:t>
+      </w:r>
+    </w:p>
+    <w:p>
+      <w:pPr>
+        <w:pStyle w:val="Web"/>
+        <w:ind w:leftChars="200" w:left="420"/>
+        <w:rPr>
+          <w:rFonts w:asciiTheme="minorHAnsi" w:eastAsiaTheme="minorEastAsia" w:hAnsiTheme="minorHAnsi" w:cstheme="minorBidi" w:hint="eastAsia"/>
+          <w:kern w:val="2"/>
+          <w:sz w:val="21"/>
+          <w:szCs w:val="22"/>
+        </w:rPr>
+      </w:pPr>
+      <w:r>
+        <w:rPr>
+          <w:rFonts w:asciiTheme="minorHAnsi" w:eastAsiaTheme="minorEastAsia" w:hAnsiTheme="minorHAnsi" w:cstheme="minorBidi"/>
+          <w:kern w:val="2"/>
+          <w:sz w:val="21"/>
+          <w:szCs w:val="22"/>
+        </w:rPr>
+        <w:t>もっと、駐車場を、増やして欲しいですね～。あと、公園内の、案内地図が、説明不足でわかりづらいです。とにかく、広いので、迷わない様に、</w:t>
+      </w:r>
+      <w:r>
+        <w:rPr>
+          <w:rFonts w:asciiTheme="minorHAnsi" w:eastAsiaTheme="minorEastAsia" w:hAnsiTheme="minorHAnsi" w:cstheme="minorBidi" w:hint="eastAsia"/>
+          <w:kern w:val="2"/>
+          <w:sz w:val="21"/>
+          <w:szCs w:val="22"/>
+        </w:rPr>
+        <w:t>気を</w:t>
+      </w:r>
+      <w:r>
+        <w:rPr>
+          <w:rFonts w:asciiTheme="minorHAnsi" w:eastAsiaTheme="minorEastAsia" w:hAnsiTheme="minorHAnsi" w:cstheme="minorBidi"/>
+          <w:kern w:val="2"/>
+          <w:sz w:val="21"/>
+          <w:szCs w:val="22"/>
+        </w:rPr>
+        <w:t>付けてね～。自分は、反対側の通りにある、民間駐車場に、とめましたよ〜。</w:t>
+      </w:r>
+    </w:p>
+    <w:p>
+      <w:pPr>
+        <w:pStyle w:val="Web"/>
+        <w:numPr>
+          <w:ilvl w:val="0"/>
+          <w:numId w:val="8"/>
+        </w:numPr>
+        <w:tabs>
+          <w:tab w:val="left" w:pos="3065"/>
+        </w:tabs>
+        <w:spacing w:line="240" w:lineRule="exact"/>
+        <w:rPr>
+          <w:rFonts w:ascii="ＭＳ ゴシック" w:eastAsia="ＭＳ ゴシック" w:hAnsi="ＭＳ ゴシック"/>
+          <w:sz w:val="21"/>
+          <w:szCs w:val="21"/>
+        </w:rPr>
+      </w:pPr>
+      <w:r>
+        <w:rPr>
+          <w:rFonts w:ascii="ＭＳ ゴシック" w:eastAsia="ＭＳ ゴシック" w:hAnsi="ＭＳ ゴシック" w:hint="eastAsia"/>
+          <w:sz w:val="21"/>
+          <w:szCs w:val="21"/>
+        </w:rPr>
+        <w:t xml:space="preserve">[ </w:t>
+      </w:r>
+      <w:proofErr w:type="spellStart"/>
+      <w:r>
+        <w:rPr>
+          <w:rFonts w:ascii="ＭＳ ゴシック" w:eastAsia="ＭＳ ゴシック" w:hAnsi="ＭＳ ゴシック"/>
+          <w:sz w:val="21"/>
+          <w:szCs w:val="21"/>
+        </w:rPr>
+        <w:t>tooru</w:t>
+      </w:r>
+      <w:proofErr w:type="spellEnd"/>
+      <w:r>
+        <w:rPr>
+          <w:rFonts w:ascii="ＭＳ ゴシック" w:eastAsia="ＭＳ ゴシック" w:hAnsi="ＭＳ ゴシック"/>
+          <w:sz w:val="21"/>
+          <w:szCs w:val="21"/>
+        </w:rPr>
+        <w:t xml:space="preserve"> </w:t>
+      </w:r>
+      <w:proofErr w:type="spellStart"/>
+      <w:r>
+        <w:rPr>
+          <w:rFonts w:ascii="ＭＳ ゴシック" w:eastAsia="ＭＳ ゴシック" w:hAnsi="ＭＳ ゴシック"/>
+          <w:sz w:val="21"/>
+          <w:szCs w:val="21"/>
+        </w:rPr>
+        <w:t>morita</w:t>
+      </w:r>
+      <w:proofErr w:type="spellEnd"/>
+      <w:r>
+        <w:rPr>
+          <w:rFonts w:ascii="ＭＳ ゴシック" w:eastAsia="ＭＳ ゴシック" w:hAnsi="ＭＳ ゴシック" w:hint="eastAsia"/>
+          <w:sz w:val="21"/>
+          <w:szCs w:val="21"/>
+        </w:rPr>
+        <w:t xml:space="preserve"> / </w:t>
+      </w:r>
+      <w:r>
+        <w:rPr>
+          <w:rFonts w:ascii="ＭＳ ゴシック" w:eastAsia="ＭＳ ゴシック" w:hAnsi="ＭＳ ゴシック"/>
+          <w:sz w:val="21"/>
+          <w:szCs w:val="21"/>
+        </w:rPr>
+        <w:t>2023年12月中旬</w:t>
+      </w:r>
+      <w:r>
+        <w:rPr>
+          <w:rFonts w:ascii="ＭＳ ゴシック" w:eastAsia="ＭＳ ゴシック" w:hAnsi="ＭＳ ゴシック" w:hint="eastAsia"/>
+          <w:sz w:val="21"/>
+          <w:szCs w:val="21"/>
+        </w:rPr>
+        <w:t xml:space="preserve"> ]</w:t>
+      </w:r>
+    </w:p>
+    <w:p>
+      <w:pPr>
+        <w:pStyle w:val="Web"/>
+        <w:ind w:leftChars="200" w:left="420"/>
+        <w:rPr>
+          <w:rFonts w:asciiTheme="minorHAnsi" w:eastAsiaTheme="minorEastAsia" w:hAnsiTheme="minorHAnsi" w:cstheme="minorBidi"/>
+          <w:kern w:val="2"/>
+          <w:sz w:val="21"/>
+          <w:szCs w:val="22"/>
+        </w:rPr>
+      </w:pPr>
+      <w:r>
+        <w:rPr>
+          <w:rFonts w:asciiTheme="minorHAnsi" w:eastAsiaTheme="minorEastAsia" w:hAnsiTheme="minorHAnsi" w:cstheme="minorBidi"/>
+          <w:kern w:val="2"/>
+          <w:sz w:val="21"/>
+          <w:szCs w:val="22"/>
+        </w:rPr>
+        <w:t>園内は広くて地図を見ずに適当に歩いていると解らなくなります。後で地図を見返すと見落とした所が幾つかありました！勿体ない！</w:t>
+      </w:r>
+    </w:p>
+    <w:p>
+      <w:pPr>
+        <w:pStyle w:val="Web"/>
+        <w:numPr>
+          <w:ilvl w:val="0"/>
+          <w:numId w:val="8"/>
+        </w:numPr>
+        <w:tabs>
+          <w:tab w:val="left" w:pos="3065"/>
+        </w:tabs>
+        <w:spacing w:line="240" w:lineRule="exact"/>
+        <w:rPr>
+          <w:rFonts w:ascii="ＭＳ ゴシック" w:eastAsia="ＭＳ ゴシック" w:hAnsi="ＭＳ ゴシック" w:hint="eastAsia"/>
+          <w:sz w:val="21"/>
+          <w:szCs w:val="21"/>
+        </w:rPr>
+      </w:pPr>
+      <w:r>
+        <w:rPr>
+          <w:rFonts w:ascii="ＭＳ ゴシック" w:eastAsia="ＭＳ ゴシック" w:hAnsi="ＭＳ ゴシック" w:hint="eastAsia"/>
+          <w:sz w:val="21"/>
+          <w:szCs w:val="21"/>
+        </w:rPr>
+        <w:t>[</w:t>
+      </w:r>
+      <w:r>
+        <w:rPr>
+          <w:rFonts w:ascii="Malgun Gothic" w:eastAsia="Malgun Gothic" w:hAnsi="Malgun Gothic" w:cs="Malgun Gothic" w:hint="eastAsia"/>
+          <w:sz w:val="21"/>
+          <w:szCs w:val="21"/>
+        </w:rPr>
+        <w:t>성우</w:t>
+      </w:r>
+      <w:r>
+        <w:rPr>
+          <w:rFonts w:ascii="ＭＳ ゴシック" w:eastAsia="ＭＳ ゴシック" w:hAnsi="ＭＳ ゴシック"/>
+          <w:sz w:val="21"/>
+          <w:szCs w:val="21"/>
+        </w:rPr>
+        <w:t xml:space="preserve"> </w:t>
+      </w:r>
+      <w:r>
+        <w:rPr>
+          <w:rFonts w:ascii="Malgun Gothic" w:eastAsia="Malgun Gothic" w:hAnsi="Malgun Gothic" w:cs="Malgun Gothic" w:hint="eastAsia"/>
+          <w:sz w:val="21"/>
+          <w:szCs w:val="21"/>
+        </w:rPr>
+        <w:t>배</w:t>
+      </w:r>
+      <w:r>
+        <w:rPr>
+          <w:rFonts w:ascii="ＭＳ ゴシック" w:eastAsia="ＭＳ ゴシック" w:hAnsi="ＭＳ ゴシック" w:hint="eastAsia"/>
+          <w:sz w:val="21"/>
+          <w:szCs w:val="21"/>
+        </w:rPr>
+        <w:t xml:space="preserve">　/ 2017年7月]</w:t>
+      </w:r>
+    </w:p>
+    <w:p>
+      <w:pPr>
+        <w:pStyle w:val="Web"/>
+        <w:ind w:leftChars="200" w:left="420"/>
+        <w:rPr>
+          <w:rFonts w:asciiTheme="minorHAnsi" w:eastAsiaTheme="minorEastAsia" w:hAnsiTheme="minorHAnsi" w:cstheme="minorBidi"/>
+          <w:kern w:val="2"/>
+          <w:sz w:val="21"/>
+          <w:szCs w:val="22"/>
+        </w:rPr>
+      </w:pPr>
+      <w:r>
+        <w:rPr>
+          <w:rFonts w:asciiTheme="minorHAnsi" w:eastAsiaTheme="minorEastAsia" w:hAnsiTheme="minorHAnsi" w:cstheme="minorBidi"/>
+          <w:kern w:val="2"/>
+          <w:sz w:val="21"/>
+          <w:szCs w:val="22"/>
+        </w:rPr>
+        <w:t>2017年7月 広くて大きな公園。歩いていると穏やかな雰囲気を感じることができます。しかし、太陽から肌を守る場所はそれほど多くありません。</w:t>
+      </w:r>
+    </w:p>
+    <w:p>
+      <w:pPr>
+        <w:pStyle w:val="Web"/>
+        <w:tabs>
+          <w:tab w:val="left" w:pos="3065"/>
+        </w:tabs>
+        <w:spacing w:line="240" w:lineRule="exact"/>
+      </w:pPr>
+    </w:p>
+    <w:p>
+      <w:pPr>
+        <w:pStyle w:val="Web"/>
+        <w:tabs>
+          <w:tab w:val="left" w:pos="3065"/>
+        </w:tabs>
+        <w:spacing w:line="240" w:lineRule="exact"/>
+      </w:pPr>
+    </w:p>
+    <w:p>
+      <w:pPr>
+        <w:pStyle w:val="Web"/>
+        <w:tabs>
+          <w:tab w:val="left" w:pos="3065"/>
+        </w:tabs>
+        <w:spacing w:line="240" w:lineRule="exact"/>
+      </w:pPr>
+    </w:p>
+    <w:p>
+      <w:pPr>
+        <w:pStyle w:val="Web"/>
+        <w:tabs>
+          <w:tab w:val="left" w:pos="3065"/>
+        </w:tabs>
+        <w:spacing w:line="240" w:lineRule="exact"/>
+      </w:pPr>
+    </w:p>
+    <w:p>
+      <w:pPr>
+        <w:pStyle w:val="Web"/>
+        <w:tabs>
+          <w:tab w:val="left" w:pos="3065"/>
+        </w:tabs>
+        <w:spacing w:line="240" w:lineRule="exact"/>
+      </w:pPr>
+    </w:p>
+    <w:p>
+      <w:pPr>
+        <w:pStyle w:val="Web"/>
+        <w:tabs>
+          <w:tab w:val="left" w:pos="3065"/>
+        </w:tabs>
+        <w:spacing w:line="240" w:lineRule="exact"/>
+        <w:rPr>
+          <w:rFonts w:hint="eastAsia"/>
+        </w:rPr>
+      </w:pPr>
+    </w:p>
+    <w:p>
+      <w:pPr>
+        <w:pStyle w:val="Web"/>
+        <w:numPr>
+          <w:ilvl w:val="0"/>
+          <w:numId w:val="7"/>
+        </w:numPr>
+        <w:tabs>
+          <w:tab w:val="left" w:pos="3065"/>
+        </w:tabs>
+        <w:spacing w:line="240" w:lineRule="exact"/>
+      </w:pPr>
+      <w:r>
+        <w:rPr>
+          <w:rFonts w:hint="eastAsia"/>
+        </w:rPr>
+        <w:lastRenderedPageBreak/>
+        <w:t>栗林公園にいるガイド</w:t>
+      </w:r>
+      <w:r>
+        <w:rPr>
+          <w:rFonts w:hint="eastAsia"/>
+        </w:rPr>
+        <w:t>さん，パンフレット</w:t>
+      </w:r>
+      <w:r>
+        <w:rPr>
+          <w:rFonts w:hint="eastAsia"/>
+        </w:rPr>
+        <w:t>との違い</w:t>
+      </w:r>
+    </w:p>
+    <w:p>
+      <w:pPr>
+        <w:pStyle w:val="Web"/>
+        <w:tabs>
+          <w:tab w:val="left" w:pos="3065"/>
+        </w:tabs>
+        <w:spacing w:line="240" w:lineRule="exact"/>
+        <w:ind w:firstLineChars="100" w:firstLine="240"/>
+        <w:rPr>
+          <w:rFonts w:asciiTheme="minorHAnsi" w:eastAsiaTheme="minorEastAsia" w:hAnsiTheme="minorHAnsi" w:cstheme="minorBidi"/>
+          <w:kern w:val="2"/>
+          <w:sz w:val="21"/>
+          <w:szCs w:val="22"/>
+        </w:rPr>
+      </w:pPr>
+      <w:r>
+        <w:rPr>
+          <w:rFonts w:hint="eastAsia"/>
+        </w:rPr>
+        <w:drawing>
+          <wp:anchor distT="0" distB="0" distL="114300" distR="114300" simplePos="0" relativeHeight="251658240" behindDoc="1" locked="0" layoutInCell="1" allowOverlap="1" wp14:anchorId="3AE72FD8" wp14:editId="2288F59D">
+            <wp:simplePos x="0" y="0"/>
+            <wp:positionH relativeFrom="margin">
+              <wp:align>right</wp:align>
+            </wp:positionH>
+            <wp:positionV relativeFrom="paragraph">
+              <wp:posOffset>368799</wp:posOffset>
+            </wp:positionV>
+            <wp:extent cx="5400040" cy="1757045"/>
+            <wp:effectExtent l="0" t="0" r="0" b="0"/>
+            <wp:wrapTight wrapText="bothSides">
+              <wp:wrapPolygon edited="0">
+                <wp:start x="2286" y="0"/>
+                <wp:lineTo x="0" y="0"/>
+                <wp:lineTo x="0" y="2342"/>
+                <wp:lineTo x="2362" y="3747"/>
+                <wp:lineTo x="229" y="7260"/>
+                <wp:lineTo x="229" y="7728"/>
+                <wp:lineTo x="2438" y="11241"/>
+                <wp:lineTo x="0" y="12412"/>
+                <wp:lineTo x="0" y="14988"/>
+                <wp:lineTo x="152" y="17330"/>
+                <wp:lineTo x="8458" y="18735"/>
+                <wp:lineTo x="2896" y="18735"/>
+                <wp:lineTo x="0" y="19438"/>
+                <wp:lineTo x="0" y="21311"/>
+                <wp:lineTo x="21488" y="21311"/>
+                <wp:lineTo x="21488" y="0"/>
+                <wp:lineTo x="2286" y="0"/>
+              </wp:wrapPolygon>
+            </wp:wrapTight>
+            <wp:docPr id="651547232" name="図 1"/>
+            <wp:cNvGraphicFramePr>
+              <a:graphicFrameLocks xmlns:a="http://schemas.openxmlformats.org/drawingml/2006/main" noChangeAspect="1"/>
+            </wp:cNvGraphicFramePr>
+            <a:graphic xmlns:a="http://schemas.openxmlformats.org/drawingml/2006/main">
+              <a:graphicData uri="http://schemas.openxmlformats.org/drawingml/2006/picture">
+                <pic:pic xmlns:pic="http://schemas.openxmlformats.org/drawingml/2006/picture">
+                  <pic:nvPicPr>
+                    <pic:cNvPr id="0" name="Picture 1"/>
+                    <pic:cNvPicPr>
+                      <a:picLocks noChangeAspect="1" noChangeArrowheads="1"/>
+                    </pic:cNvPicPr>
+                  </pic:nvPicPr>
+                  <pic:blipFill>
+                    <a:blip r:embed="rId17">
+                      <a:extLst>
+                        <a:ext uri="{28A0092B-C50C-407E-A947-70E740481C1C}">
+                          <a14:useLocalDpi xmlns:a14="http://schemas.microsoft.com/office/drawing/2010/main" val="0"/>
+                        </a:ext>
+                      </a:extLst>
+                    </a:blip>
+                    <a:srcRect/>
+                    <a:stretch>
+                      <a:fillRect/>
+                    </a:stretch>
+                  </pic:blipFill>
+                  <pic:spPr bwMode="auto">
+                    <a:xfrm>
+                      <a:off x="0" y="0"/>
+                      <a:ext cx="5400040" cy="1757045"/>
+                    </a:xfrm>
+                    <a:prstGeom prst="rect">
+                      <a:avLst/>
+                    </a:prstGeom>
+                    <a:noFill/>
+                    <a:ln>
+                      <a:noFill/>
+                    </a:ln>
+                  </pic:spPr>
+                </pic:pic>
+              </a:graphicData>
+            </a:graphic>
+            <wp14:sizeRelH relativeFrom="page">
+              <wp14:pctWidth>0</wp14:pctWidth>
+            </wp14:sizeRelH>
+            <wp14:sizeRelV relativeFrom="page">
+              <wp14:pctHeight>0</wp14:pctHeight>
+            </wp14:sizeRelV>
+          </wp:anchor>
+        </w:drawing>
+      </w:r>
+      <w:r>
+        <w:rPr>
+          <w:rFonts w:asciiTheme="minorHAnsi" w:eastAsiaTheme="minorEastAsia" w:hAnsiTheme="minorHAnsi" w:cstheme="minorBidi" w:hint="eastAsia"/>
+          <w:kern w:val="2"/>
+          <w:sz w:val="21"/>
+          <w:szCs w:val="22"/>
+        </w:rPr>
+        <w:t>タブレット型の観光ガイドを導入することのメリットは多く，お客さんの満足度の向上と，それによる滞在時間の増加による収益拡大も見込めます．</w:t>
+      </w:r>
+    </w:p>
+    <w:p>
+      <w:pPr>
+        <w:pStyle w:val="Web"/>
+        <w:tabs>
+          <w:tab w:val="left" w:pos="3065"/>
+        </w:tabs>
+        <w:spacing w:line="240" w:lineRule="exact"/>
+        <w:ind w:firstLineChars="100" w:firstLine="210"/>
+        <w:rPr>
+          <w:rFonts w:asciiTheme="minorHAnsi" w:eastAsiaTheme="minorEastAsia" w:hAnsiTheme="minorHAnsi" w:cstheme="minorBidi" w:hint="eastAsia"/>
+          <w:kern w:val="2"/>
+          <w:sz w:val="21"/>
+          <w:szCs w:val="22"/>
+        </w:rPr>
+      </w:pPr>
+    </w:p>
+    <w:p>
+      <w:pPr>
+        <w:pStyle w:val="Web"/>
+        <w:tabs>
+          <w:tab w:val="left" w:pos="3065"/>
+        </w:tabs>
+        <w:spacing w:line="240" w:lineRule="exact"/>
+        <w:rPr>
+          <w:rFonts w:asciiTheme="minorHAnsi" w:eastAsiaTheme="minorEastAsia" w:hAnsiTheme="minorHAnsi" w:cstheme="minorBidi"/>
+          <w:kern w:val="2"/>
+          <w:sz w:val="21"/>
+          <w:szCs w:val="22"/>
+        </w:rPr>
+      </w:pPr>
+    </w:p>
+    <w:p>
+      <w:pPr>
+        <w:pStyle w:val="Web"/>
+        <w:numPr>
+          <w:ilvl w:val="0"/>
+          <w:numId w:val="7"/>
+        </w:numPr>
+        <w:tabs>
+          <w:tab w:val="left" w:pos="3065"/>
+        </w:tabs>
+        <w:spacing w:line="240" w:lineRule="exact"/>
+      </w:pPr>
+      <w:r>
+        <w:rPr>
+          <w:rFonts w:hint="eastAsia"/>
+        </w:rPr>
+        <w:t>開発・</w:t>
+      </w:r>
+      <w:r>
+        <w:rPr>
+          <w:rFonts w:hint="eastAsia"/>
+        </w:rPr>
+        <w:t>導入</w:t>
+      </w:r>
+      <w:r>
+        <w:rPr>
+          <w:rFonts w:hint="eastAsia"/>
+        </w:rPr>
+        <w:t>計画</w:t>
+      </w:r>
+    </w:p>
+    <w:p>
+      <w:pPr>
+        <w:pStyle w:val="Web"/>
+        <w:tabs>
+          <w:tab w:val="left" w:pos="3065"/>
+        </w:tabs>
+        <w:spacing w:line="240" w:lineRule="exact"/>
+        <w:ind w:firstLineChars="100" w:firstLine="210"/>
+        <w:rPr>
+          <w:rFonts w:asciiTheme="minorHAnsi" w:eastAsiaTheme="minorEastAsia" w:hAnsiTheme="minorHAnsi" w:cstheme="minorBidi" w:hint="eastAsia"/>
+          <w:kern w:val="2"/>
+          <w:sz w:val="21"/>
+          <w:szCs w:val="22"/>
+        </w:rPr>
+      </w:pPr>
+      <w:r>
+        <w:rPr>
+          <w:rFonts w:asciiTheme="minorHAnsi" w:eastAsiaTheme="minorEastAsia" w:hAnsiTheme="minorHAnsi" w:cstheme="minorBidi" w:hint="eastAsia"/>
+          <w:kern w:val="2"/>
+          <w:sz w:val="21"/>
+          <w:szCs w:val="22"/>
+        </w:rPr>
+        <w:t>現在は，11名で活動しており，中心となる開発メンバーは5人です．現在はフレームが完了しており，GPSも30%程終了しています．他の機能はページ遷移がほとんどを占めているため，開発の実装難易度は低いです．開発は3月中旬に完了させることを目標としています．その後は，実地試験や修正を挟み，4月または5月頃からの本格導入を目指しています．</w:t>
+      </w:r>
+    </w:p>
+    <w:p>
+      <w:r>
+        <w:rPr>
+          <w:noProof/>
+        </w:rPr>
+        <w:drawing>
+          <wp:inline distT="0" distB="0" distL="0" distR="0" wp14:anchorId="14D4E35D" wp14:editId="7B86BFD2">
+            <wp:extent cx="5531407" cy="2730413"/>
+            <wp:effectExtent l="0" t="0" r="0" b="0"/>
+            <wp:docPr id="1607287478" name="図 5"/>
+            <wp:cNvGraphicFramePr>
+              <a:graphicFrameLocks xmlns:a="http://schemas.openxmlformats.org/drawingml/2006/main" noChangeAspect="1"/>
+            </wp:cNvGraphicFramePr>
+            <a:graphic xmlns:a="http://schemas.openxmlformats.org/drawingml/2006/main">
+              <a:graphicData uri="http://schemas.openxmlformats.org/drawingml/2006/picture">
+                <pic:pic xmlns:pic="http://schemas.openxmlformats.org/drawingml/2006/picture">
+                  <pic:nvPicPr>
+                    <pic:cNvPr id="0" name="Picture 5"/>
+                    <pic:cNvPicPr>
+                      <a:picLocks noChangeAspect="1" noChangeArrowheads="1"/>
+                    </pic:cNvPicPr>
+                  </pic:nvPicPr>
+                  <pic:blipFill>
+                    <a:blip r:embed="rId18" cstate="print">
+                      <a:extLst>
+                        <a:ext uri="{28A0092B-C50C-407E-A947-70E740481C1C}">
+                          <a14:useLocalDpi xmlns:a14="http://schemas.microsoft.com/office/drawing/2010/main" val="0"/>
+                        </a:ext>
+                      </a:extLst>
+                    </a:blip>
+                    <a:srcRect/>
+                    <a:stretch>
+                      <a:fillRect/>
+                    </a:stretch>
+                  </pic:blipFill>
+                  <pic:spPr bwMode="auto">
+                    <a:xfrm>
+                      <a:off x="0" y="0"/>
+                      <a:ext cx="5551793" cy="2740476"/>
+                    </a:xfrm>
+                    <a:prstGeom prst="rect">
+                      <a:avLst/>
+                    </a:prstGeom>
+                    <a:noFill/>
+                    <a:ln>
+                      <a:noFill/>
+                    </a:ln>
+                  </pic:spPr>
+                </pic:pic>
+              </a:graphicData>
+            </a:graphic>
+          </wp:inline>
+        </w:drawing>
+      </w:r>
+    </w:p>
+    <w:p>
+      <w:pPr>
+        <w:rPr>
+          <w:rFonts w:hint="eastAsia"/>
+        </w:rPr>
+      </w:pPr>
+    </w:p>
+    <w:p>
+      <w:pPr>
+        <w:pStyle w:val="Web"/>
+        <w:numPr>
+          <w:ilvl w:val="0"/>
+          <w:numId w:val="7"/>
+        </w:numPr>
+        <w:tabs>
+          <w:tab w:val="left" w:pos="3065"/>
+        </w:tabs>
+        <w:spacing w:line="240" w:lineRule="exact"/>
+      </w:pPr>
+      <w:r>
+        <w:rPr>
+          <w:rFonts w:hint="eastAsia"/>
+        </w:rPr>
+        <w:t>資金面</w:t>
+      </w:r>
+    </w:p>
+    <w:p>
+      <w:r>
+        <w:rPr>
+          <w:rFonts w:hint="eastAsia"/>
+        </w:rPr>
+        <w:t xml:space="preserve">　現在，この活動に興味を持っていただいている会社が1件あり，スポンサーになっていただける可能性があります．また，香川県で起業を行う際の補助金や観光事業者向けの補助金がありますので，そういった支援も活用しようと考えています．</w:t>
+      </w:r>
+    </w:p>
+    <w:p>
+      <w:pPr>
+        <w:ind w:firstLineChars="100" w:firstLine="210"/>
+        <w:rPr>
+          <w:rFonts w:hint="eastAsia"/>
+        </w:rPr>
+      </w:pPr>
+      <w:r>
+        <w:rPr>
+          <w:rFonts w:hint="eastAsia"/>
+        </w:rPr>
+        <w:lastRenderedPageBreak/>
+        <w:t>また，開発は私たち学生が行う点と，タブレットの導入を段階的にお客さんの反応を見ながら段階的に増やしていくため，初期費用が膨大になる，ということはありません．また，一般的なアプリケーションのような通信を必要としないシステムなので，新たに通信機器の設置やサーバーの設置といった追加コストもかかりません．</w:t>
+      </w:r>
+    </w:p>
+    <w:p>
+      <w:pPr>
+        <w:rPr>
+          <w:rFonts w:hint="eastAsia"/>
+        </w:rPr>
+      </w:pPr>
+    </w:p>
+    <w:p>
+      <w:pPr>
+        <w:rPr>
+          <w:rFonts w:hint="eastAsia"/>
+        </w:rPr>
+      </w:pPr>
+      <w:r>
+        <w:rPr>
+          <w:rFonts w:hint="eastAsia"/>
+        </w:rPr>
+        <w:t>[補助金の参考サイト]</w:t>
+      </w:r>
+    </w:p>
+    <w:p>
+      <w:r>
+        <w:rPr>
+          <w:rFonts w:hint="eastAsia"/>
+        </w:rPr>
+        <w:t>香川の起業，創業の補助金，助成金，給付金一覧</w:t>
+      </w:r>
+    </w:p>
+    <w:p>
+      <w:r>
+        <w:rPr>
+          <w:rFonts w:hint="eastAsia"/>
+        </w:rPr>
+        <w:t xml:space="preserve">（ </w:t>
+      </w:r>
+      <w:hyperlink r:id="rId19" w:history="1">
+        <w:r>
+          <w:rPr>
+            <w:rStyle w:val="aa"/>
+          </w:rPr>
+          <w:t>https://www.smart-hojokin.jp/subsidy/prefectures/37/categories/entrepreneurship</w:t>
+        </w:r>
+      </w:hyperlink>
+      <w:r>
+        <w:rPr>
+          <w:rFonts w:hint="eastAsia"/>
+        </w:rPr>
+        <w:t xml:space="preserve"> </w:t>
+      </w:r>
+      <w:r>
+        <w:t>）</w:t>
+      </w:r>
+    </w:p>
+    <w:p>
+      <w:r>
+        <w:rPr>
+          <w:rFonts w:hint="eastAsia"/>
+        </w:rPr>
+        <w:t>観光事業者向け補助金一覧</w:t>
+      </w:r>
+    </w:p>
+    <w:p>
+      <w:r>
+        <w:rPr>
+          <w:rFonts w:hint="eastAsia"/>
+        </w:rPr>
+        <w:t>（</w:t>
+      </w:r>
+      <w:hyperlink r:id="rId20" w:history="1">
+        <w:r>
+          <w:rPr>
+            <w:rStyle w:val="aa"/>
+          </w:rPr>
+          <w:t>https://baie-amalfi.com/2024-tourism-subsidy/</w:t>
+        </w:r>
+      </w:hyperlink>
+      <w:r>
+        <w:rPr>
+          <w:rFonts w:hint="eastAsia"/>
+        </w:rPr>
+        <w:t xml:space="preserve"> </w:t>
+      </w:r>
+      <w:r>
+        <w:t>）</w:t>
+      </w:r>
+    </w:p>
+    <w:p>
+      <w:pPr>
+        <w:pStyle w:val="Web"/>
+        <w:tabs>
+          <w:tab w:val="left" w:pos="3065"/>
+        </w:tabs>
+        <w:spacing w:line="240" w:lineRule="exact"/>
+        <w:ind w:left="360"/>
+        <w:rPr>
+          <w:rFonts w:hint="eastAsia"/>
+        </w:rPr>
+      </w:pPr>
+    </w:p>
+    <w:p>
+      <w:pPr>
+        <w:pStyle w:val="Web"/>
+        <w:tabs>
+          <w:tab w:val="left" w:pos="3065"/>
+        </w:tabs>
+        <w:spacing w:line="240" w:lineRule="exact"/>
         <w:rPr>
           <w:rFonts w:hint="eastAsia"/>
         </w:rPr>
       </w:pPr>
     </w:p>
     <w:sectPr>
-      <w:footerReference w:type="default" r:id="rId17"/>
+      <w:footerReference w:type="default" r:id="rId21"/>
       <w:pgSz w:w="11906" w:h="16838"/>
       <w:pgMar w:top="1985" w:right="1701" w:bottom="1701" w:left="1701" w:header="851" w:footer="992" w:gutter="0"/>
       <w:pgNumType w:start="0"/>
@@ -3892,10 +5489,10 @@
 <file path=word/numbering.xml><?xml version="1.0" encoding="utf-8"?>
 <w:numbering xmlns:wpc="http://schemas.microsoft.com/office/word/2010/wordprocessingCanvas" xmlns:cx="http://schemas.microsoft.com/office/drawing/2014/chartex" xmlns:cx1="http://schemas.microsoft.com/office/drawing/2015/9/8/chartex" xmlns:cx2="http://schemas.microsoft.com/office/drawing/2015/10/21/chartex" xmlns:cx3="http://schemas.microsoft.com/office/drawing/2016/5/9/chartex" xmlns:cx4="http://schemas.microsoft.com/office/drawing/2016/5/10/chartex" xmlns:cx5="http://schemas.microsoft.com/office/drawing/2016/5/11/chartex" xmlns:cx6="http://schemas.microsoft.com/office/drawing/2016/5/12/chartex" xmlns:cx7="http://schemas.microsoft.com/office/drawing/2016/5/13/chartex" xmlns:cx8="http://schemas.microsoft.com/office/drawing/2016/5/14/chartex" xmlns:mc="http://schemas.openxmlformats.org/markup-compatibility/2006" xmlns:aink="http://schemas.microsoft.com/office/drawing/2016/ink" xmlns:am3d="http://schemas.microsoft.com/office/drawing/2017/model3d" xmlns:o="urn:schemas-microsoft-com:office:office" xmlns:oel="http://schemas.microsoft.com/office/2019/extlst" xmlns:r="http://schemas.openxmlformats.org/officeDocument/2006/relationships" xmlns:m="http://schemas.openxmlformats.org/officeDocument/2006/math" xmlns:v="urn:schemas-microsoft-com:vml" xmlns:wp14="http://schemas.microsoft.com/office/word/2010/wordprocessingDrawing" xmlns:wp="http://schemas.openxmlformats.org/drawingml/2006/wordprocessingDrawing" xmlns:w10="urn:schemas-microsoft-com:office:word" xmlns:w="http://schemas.openxmlformats.org/wordprocessingml/2006/main" xmlns:w14="http://schemas.microsoft.com/office/word/2010/wordml" xmlns:w15="http://schemas.microsoft.com/office/word/2012/wordml" xmlns:w16cex="http://schemas.microsoft.com/office/word/2018/wordml/cex" xmlns:w16cid="http://schemas.microsoft.com/office/word/2016/wordml/cid" xmlns:w16="http://schemas.microsoft.com/office/word/2018/wordml" xmlns:w16du="http://schemas.microsoft.com/office/word/2023/wordml/word16du" xmlns:w16sdtdh="http://schemas.microsoft.com/office/word/2020/wordml/sdtdatahash" xmlns:w16sdtfl="http://schemas.microsoft.com/office/word/2024/wordml/sdtformatlock" xmlns:w16se="http://schemas.microsoft.com/office/word/2015/wordml/symex" xmlns:wpg="http://schemas.microsoft.com/office/word/2010/wordprocessingGroup" xmlns:wpi="http://schemas.microsoft.com/office/word/2010/wordprocessingInk" xmlns:wne="http://schemas.microsoft.com/office/word/2006/wordml" xmlns:wps="http://schemas.microsoft.com/office/word/2010/wordprocessingShape" mc:Ignorable="w14 w15 w16se w16cid w16 w16cex w16sdtdh w16sdtfl w16du wp14">
   <w:abstractNum w:abstractNumId="0" w15:restartNumberingAfterBreak="0">
-    <w:nsid w:val="2AF12B2E"/>
+    <w:nsid w:val="1A9331A7"/>
     <w:multiLevelType w:val="hybridMultilevel"/>
-    <w:tmpl w:val="E70682FA"/>
-    <w:lvl w:ilvl="0" w:tplc="9134E392">
+    <w:tmpl w:val="A6601934"/>
+    <w:lvl w:ilvl="0" w:tplc="0C348AB4">
       <w:start w:val="1"/>
       <w:numFmt w:val="decimal"/>
       <w:lvlText w:val="%1."/>
@@ -3981,10 +5578,10 @@
     </w:lvl>
   </w:abstractNum>
   <w:abstractNum w:abstractNumId="1" w15:restartNumberingAfterBreak="0">
-    <w:nsid w:val="34137373"/>
+    <w:nsid w:val="2AF12B2E"/>
     <w:multiLevelType w:val="hybridMultilevel"/>
-    <w:tmpl w:val="806E5B12"/>
-    <w:lvl w:ilvl="0" w:tplc="95D2035E">
+    <w:tmpl w:val="E70682FA"/>
+    <w:lvl w:ilvl="0" w:tplc="9134E392">
       <w:start w:val="1"/>
       <w:numFmt w:val="decimal"/>
       <w:lvlText w:val="%1."/>
@@ -4070,6 +5667,184 @@
     </w:lvl>
   </w:abstractNum>
   <w:abstractNum w:abstractNumId="2" w15:restartNumberingAfterBreak="0">
+    <w:nsid w:val="34137373"/>
+    <w:multiLevelType w:val="hybridMultilevel"/>
+    <w:tmpl w:val="806E5B12"/>
+    <w:lvl w:ilvl="0" w:tplc="95D2035E">
+      <w:start w:val="1"/>
+      <w:numFmt w:val="decimal"/>
+      <w:lvlText w:val="%1."/>
+      <w:lvlJc w:val="left"/>
+      <w:pPr>
+        <w:ind w:left="360" w:hanging="360"/>
+      </w:pPr>
+      <w:rPr>
+        <w:rFonts w:hint="default"/>
+      </w:rPr>
+    </w:lvl>
+    <w:lvl w:ilvl="1" w:tplc="04090017" w:tentative="1">
+      <w:start w:val="1"/>
+      <w:numFmt w:val="aiueoFullWidth"/>
+      <w:lvlText w:val="(%2)"/>
+      <w:lvlJc w:val="left"/>
+      <w:pPr>
+        <w:ind w:left="880" w:hanging="440"/>
+      </w:pPr>
+    </w:lvl>
+    <w:lvl w:ilvl="2" w:tplc="04090011" w:tentative="1">
+      <w:start w:val="1"/>
+      <w:numFmt w:val="decimalEnclosedCircle"/>
+      <w:lvlText w:val="%3"/>
+      <w:lvlJc w:val="left"/>
+      <w:pPr>
+        <w:ind w:left="1320" w:hanging="440"/>
+      </w:pPr>
+    </w:lvl>
+    <w:lvl w:ilvl="3" w:tplc="0409000F" w:tentative="1">
+      <w:start w:val="1"/>
+      <w:numFmt w:val="decimal"/>
+      <w:lvlText w:val="%4."/>
+      <w:lvlJc w:val="left"/>
+      <w:pPr>
+        <w:ind w:left="1760" w:hanging="440"/>
+      </w:pPr>
+    </w:lvl>
+    <w:lvl w:ilvl="4" w:tplc="04090017" w:tentative="1">
+      <w:start w:val="1"/>
+      <w:numFmt w:val="aiueoFullWidth"/>
+      <w:lvlText w:val="(%5)"/>
+      <w:lvlJc w:val="left"/>
+      <w:pPr>
+        <w:ind w:left="2200" w:hanging="440"/>
+      </w:pPr>
+    </w:lvl>
+    <w:lvl w:ilvl="5" w:tplc="04090011" w:tentative="1">
+      <w:start w:val="1"/>
+      <w:numFmt w:val="decimalEnclosedCircle"/>
+      <w:lvlText w:val="%6"/>
+      <w:lvlJc w:val="left"/>
+      <w:pPr>
+        <w:ind w:left="2640" w:hanging="440"/>
+      </w:pPr>
+    </w:lvl>
+    <w:lvl w:ilvl="6" w:tplc="0409000F" w:tentative="1">
+      <w:start w:val="1"/>
+      <w:numFmt w:val="decimal"/>
+      <w:lvlText w:val="%7."/>
+      <w:lvlJc w:val="left"/>
+      <w:pPr>
+        <w:ind w:left="3080" w:hanging="440"/>
+      </w:pPr>
+    </w:lvl>
+    <w:lvl w:ilvl="7" w:tplc="04090017" w:tentative="1">
+      <w:start w:val="1"/>
+      <w:numFmt w:val="aiueoFullWidth"/>
+      <w:lvlText w:val="(%8)"/>
+      <w:lvlJc w:val="left"/>
+      <w:pPr>
+        <w:ind w:left="3520" w:hanging="440"/>
+      </w:pPr>
+    </w:lvl>
+    <w:lvl w:ilvl="8" w:tplc="04090011" w:tentative="1">
+      <w:start w:val="1"/>
+      <w:numFmt w:val="decimalEnclosedCircle"/>
+      <w:lvlText w:val="%9"/>
+      <w:lvlJc w:val="left"/>
+      <w:pPr>
+        <w:ind w:left="3960" w:hanging="440"/>
+      </w:pPr>
+    </w:lvl>
+  </w:abstractNum>
+  <w:abstractNum w:abstractNumId="3" w15:restartNumberingAfterBreak="0">
+    <w:nsid w:val="3FE62BC4"/>
+    <w:multiLevelType w:val="hybridMultilevel"/>
+    <w:tmpl w:val="C9821B46"/>
+    <w:lvl w:ilvl="0" w:tplc="09B258C4">
+      <w:start w:val="1"/>
+      <w:numFmt w:val="decimal"/>
+      <w:lvlText w:val="%1."/>
+      <w:lvlJc w:val="left"/>
+      <w:pPr>
+        <w:ind w:left="360" w:hanging="360"/>
+      </w:pPr>
+      <w:rPr>
+        <w:rFonts w:hint="default"/>
+      </w:rPr>
+    </w:lvl>
+    <w:lvl w:ilvl="1" w:tplc="04090017" w:tentative="1">
+      <w:start w:val="1"/>
+      <w:numFmt w:val="aiueoFullWidth"/>
+      <w:lvlText w:val="(%2)"/>
+      <w:lvlJc w:val="left"/>
+      <w:pPr>
+        <w:ind w:left="880" w:hanging="440"/>
+      </w:pPr>
+    </w:lvl>
+    <w:lvl w:ilvl="2" w:tplc="04090011" w:tentative="1">
+      <w:start w:val="1"/>
+      <w:numFmt w:val="decimalEnclosedCircle"/>
+      <w:lvlText w:val="%3"/>
+      <w:lvlJc w:val="left"/>
+      <w:pPr>
+        <w:ind w:left="1320" w:hanging="440"/>
+      </w:pPr>
+    </w:lvl>
+    <w:lvl w:ilvl="3" w:tplc="0409000F" w:tentative="1">
+      <w:start w:val="1"/>
+      <w:numFmt w:val="decimal"/>
+      <w:lvlText w:val="%4."/>
+      <w:lvlJc w:val="left"/>
+      <w:pPr>
+        <w:ind w:left="1760" w:hanging="440"/>
+      </w:pPr>
+    </w:lvl>
+    <w:lvl w:ilvl="4" w:tplc="04090017" w:tentative="1">
+      <w:start w:val="1"/>
+      <w:numFmt w:val="aiueoFullWidth"/>
+      <w:lvlText w:val="(%5)"/>
+      <w:lvlJc w:val="left"/>
+      <w:pPr>
+        <w:ind w:left="2200" w:hanging="440"/>
+      </w:pPr>
+    </w:lvl>
+    <w:lvl w:ilvl="5" w:tplc="04090011" w:tentative="1">
+      <w:start w:val="1"/>
+      <w:numFmt w:val="decimalEnclosedCircle"/>
+      <w:lvlText w:val="%6"/>
+      <w:lvlJc w:val="left"/>
+      <w:pPr>
+        <w:ind w:left="2640" w:hanging="440"/>
+      </w:pPr>
+    </w:lvl>
+    <w:lvl w:ilvl="6" w:tplc="0409000F" w:tentative="1">
+      <w:start w:val="1"/>
+      <w:numFmt w:val="decimal"/>
+      <w:lvlText w:val="%7."/>
+      <w:lvlJc w:val="left"/>
+      <w:pPr>
+        <w:ind w:left="3080" w:hanging="440"/>
+      </w:pPr>
+    </w:lvl>
+    <w:lvl w:ilvl="7" w:tplc="04090017" w:tentative="1">
+      <w:start w:val="1"/>
+      <w:numFmt w:val="aiueoFullWidth"/>
+      <w:lvlText w:val="(%8)"/>
+      <w:lvlJc w:val="left"/>
+      <w:pPr>
+        <w:ind w:left="3520" w:hanging="440"/>
+      </w:pPr>
+    </w:lvl>
+    <w:lvl w:ilvl="8" w:tplc="04090011" w:tentative="1">
+      <w:start w:val="1"/>
+      <w:numFmt w:val="decimalEnclosedCircle"/>
+      <w:lvlText w:val="%9"/>
+      <w:lvlJc w:val="left"/>
+      <w:pPr>
+        <w:ind w:left="3960" w:hanging="440"/>
+      </w:pPr>
+    </w:lvl>
+  </w:abstractNum>
+  <w:abstractNum w:abstractNumId="4" w15:restartNumberingAfterBreak="0">
     <w:nsid w:val="44ED0566"/>
     <w:multiLevelType w:val="hybridMultilevel"/>
     <w:tmpl w:val="B26C4B88"/>
@@ -4182,7 +5957,7 @@
       </w:rPr>
     </w:lvl>
   </w:abstractNum>
-  <w:abstractNum w:abstractNumId="3" w15:restartNumberingAfterBreak="0">
+  <w:abstractNum w:abstractNumId="5" w15:restartNumberingAfterBreak="0">
     <w:nsid w:val="5D9976DA"/>
     <w:multiLevelType w:val="multilevel"/>
     <w:tmpl w:val="434C141A"/>
@@ -4303,7 +6078,7 @@
       </w:rPr>
     </w:lvl>
   </w:abstractNum>
-  <w:abstractNum w:abstractNumId="4" w15:restartNumberingAfterBreak="0">
+  <w:abstractNum w:abstractNumId="6" w15:restartNumberingAfterBreak="0">
     <w:nsid w:val="5DCD5AC2"/>
     <w:multiLevelType w:val="hybridMultilevel"/>
     <w:tmpl w:val="60BA3C64"/>
@@ -4392,7 +6167,7 @@
       </w:pPr>
     </w:lvl>
   </w:abstractNum>
-  <w:abstractNum w:abstractNumId="5" w15:restartNumberingAfterBreak="0">
+  <w:abstractNum w:abstractNumId="7" w15:restartNumberingAfterBreak="0">
     <w:nsid w:val="79D94114"/>
     <w:multiLevelType w:val="hybridMultilevel"/>
     <w:tmpl w:val="458A1E6E"/>
@@ -4482,22 +6257,28 @@
     </w:lvl>
   </w:abstractNum>
   <w:num w:numId="1" w16cid:durableId="1569874808">
+    <w:abstractNumId w:val="4"/>
+  </w:num>
+  <w:num w:numId="2" w16cid:durableId="20668130">
+    <w:abstractNumId w:val="7"/>
+  </w:num>
+  <w:num w:numId="3" w16cid:durableId="900749319">
+    <w:abstractNumId w:val="1"/>
+  </w:num>
+  <w:num w:numId="4" w16cid:durableId="341131521">
+    <w:abstractNumId w:val="6"/>
+  </w:num>
+  <w:num w:numId="5" w16cid:durableId="794635914">
+    <w:abstractNumId w:val="5"/>
+  </w:num>
+  <w:num w:numId="6" w16cid:durableId="1896156712">
     <w:abstractNumId w:val="2"/>
   </w:num>
-  <w:num w:numId="2" w16cid:durableId="20668130">
-    <w:abstractNumId w:val="5"/>
-  </w:num>
-  <w:num w:numId="3" w16cid:durableId="900749319">
+  <w:num w:numId="7" w16cid:durableId="118307970">
     <w:abstractNumId w:val="0"/>
   </w:num>
-  <w:num w:numId="4" w16cid:durableId="341131521">
-    <w:abstractNumId w:val="4"/>
-  </w:num>
-  <w:num w:numId="5" w16cid:durableId="794635914">
+  <w:num w:numId="8" w16cid:durableId="1153645891">
     <w:abstractNumId w:val="3"/>
-  </w:num>
-  <w:num w:numId="6" w16cid:durableId="1896156712">
-    <w:abstractNumId w:val="1"/>
   </w:num>
 </w:numbering>
 </file>
@@ -5102,7 +6883,6 @@
   <w:style w:type="character" w:default="1" w:styleId="a0">
     <w:name w:val="Default Paragraph Font"/>
     <w:uiPriority w:val="1"/>
-    <w:semiHidden/>
     <w:unhideWhenUsed/>
   </w:style>
   <w:style w:type="table" w:default="1" w:styleId="a1">
@@ -5488,6 +7268,36 @@
     <w:uiPriority w:val="99"/>
     <w:rsid w:val="00104401"/>
   </w:style>
+  <w:style w:type="paragraph" w:styleId="Web">
+    <w:name w:val="Normal (Web)"/>
+    <w:basedOn w:val="a"/>
+    <w:uiPriority w:val="99"/>
+    <w:unhideWhenUsed/>
+    <w:rsid w:val="00B4049C"/>
+    <w:pPr>
+      <w:widowControl/>
+      <w:spacing w:before="100" w:beforeAutospacing="1" w:after="100" w:afterAutospacing="1"/>
+      <w:jc w:val="left"/>
+    </w:pPr>
+    <w:rPr>
+      <w:rFonts w:ascii="ＭＳ Ｐゴシック" w:eastAsia="ＭＳ Ｐゴシック" w:hAnsi="ＭＳ Ｐゴシック" w:cs="ＭＳ Ｐゴシック"/>
+      <w:kern w:val="0"/>
+      <w:sz w:val="24"/>
+      <w:szCs w:val="24"/>
+    </w:rPr>
+  </w:style>
+  <w:style w:type="character" w:styleId="af">
+    <w:name w:val="Unresolved Mention"/>
+    <w:basedOn w:val="a0"/>
+    <w:uiPriority w:val="99"/>
+    <w:semiHidden/>
+    <w:unhideWhenUsed/>
+    <w:rsid w:val="00014A68"/>
+    <w:rPr>
+      <w:color w:val="605E5C"/>
+      <w:shd w:val="clear" w:color="auto" w:fill="E1DFDD"/>
+    </w:rPr>
+  </w:style>
 </w:styles>
 </file>
 
